--- a/通信ETF报告/通信ETF正文框架想法.docx
+++ b/通信ETF报告/通信ETF正文框架想法.docx
@@ -9,6 +9,9 @@
           <w:ilvl w:val="0"/>
           <w:numId w:val="1"/>
         </w:numPr>
+        <w:rPr>
+          <w:rFonts w:hint="eastAsia"/>
+        </w:rPr>
       </w:pPr>
       <w:r>
         <w:rPr>
@@ -30,6 +33,9 @@
           <w:ilvl w:val="0"/>
           <w:numId w:val="1"/>
         </w:numPr>
+        <w:rPr>
+          <w:rFonts w:hint="eastAsia"/>
+        </w:rPr>
       </w:pPr>
       <w:r>
         <w:rPr>
@@ -45,6 +51,9 @@
           <w:ilvl w:val="0"/>
           <w:numId w:val="1"/>
         </w:numPr>
+        <w:rPr>
+          <w:rFonts w:hint="eastAsia"/>
+        </w:rPr>
       </w:pPr>
       <w:r>
         <w:rPr>
@@ -60,6 +69,9 @@
           <w:ilvl w:val="1"/>
           <w:numId w:val="1"/>
         </w:numPr>
+        <w:rPr>
+          <w:rFonts w:hint="eastAsia"/>
+        </w:rPr>
       </w:pPr>
       <w:r>
         <w:rPr>
@@ -77,6 +89,9 @@
     <w:p>
       <w:pPr>
         <w:ind w:left="440"/>
+        <w:rPr>
+          <w:rFonts w:hint="eastAsia"/>
+        </w:rPr>
       </w:pPr>
       <w:r>
         <w:rPr>
@@ -106,6 +121,9 @@
           <w:ilvl w:val="1"/>
           <w:numId w:val="1"/>
         </w:numPr>
+        <w:rPr>
+          <w:rFonts w:hint="eastAsia"/>
+        </w:rPr>
       </w:pPr>
       <w:r>
         <w:rPr>
@@ -121,6 +139,9 @@
           <w:ilvl w:val="1"/>
           <w:numId w:val="1"/>
         </w:numPr>
+        <w:rPr>
+          <w:rFonts w:hint="eastAsia"/>
+        </w:rPr>
       </w:pPr>
       <w:r>
         <w:rPr>
@@ -136,6 +157,9 @@
           <w:ilvl w:val="1"/>
           <w:numId w:val="1"/>
         </w:numPr>
+        <w:rPr>
+          <w:rFonts w:hint="eastAsia"/>
+        </w:rPr>
       </w:pPr>
       <w:r>
         <w:rPr>
@@ -151,6 +175,9 @@
           <w:ilvl w:val="1"/>
           <w:numId w:val="1"/>
         </w:numPr>
+        <w:rPr>
+          <w:rFonts w:hint="eastAsia"/>
+        </w:rPr>
       </w:pPr>
       <w:r>
         <w:rPr>
@@ -166,6 +193,9 @@
           <w:ilvl w:val="2"/>
           <w:numId w:val="1"/>
         </w:numPr>
+        <w:rPr>
+          <w:rFonts w:hint="eastAsia"/>
+        </w:rPr>
       </w:pPr>
       <w:r>
         <w:rPr>
@@ -181,6 +211,9 @@
           <w:ilvl w:val="2"/>
           <w:numId w:val="1"/>
         </w:numPr>
+        <w:rPr>
+          <w:rFonts w:hint="eastAsia"/>
+        </w:rPr>
       </w:pPr>
       <w:r>
         <w:rPr>
@@ -214,6 +247,9 @@
           <w:ilvl w:val="1"/>
           <w:numId w:val="1"/>
         </w:numPr>
+        <w:rPr>
+          <w:rFonts w:hint="eastAsia"/>
+        </w:rPr>
       </w:pPr>
       <w:r>
         <w:rPr>
@@ -291,6 +327,9 @@
           <w:ilvl w:val="0"/>
           <w:numId w:val="1"/>
         </w:numPr>
+        <w:rPr>
+          <w:rFonts w:hint="eastAsia"/>
+        </w:rPr>
       </w:pPr>
       <w:r>
         <w:rPr>
@@ -306,6 +345,9 @@
           <w:ilvl w:val="1"/>
           <w:numId w:val="1"/>
         </w:numPr>
+        <w:rPr>
+          <w:rFonts w:hint="eastAsia"/>
+        </w:rPr>
       </w:pPr>
       <w:r>
         <w:rPr>
@@ -321,6 +363,9 @@
           <w:ilvl w:val="1"/>
           <w:numId w:val="1"/>
         </w:numPr>
+        <w:rPr>
+          <w:rFonts w:hint="eastAsia"/>
+        </w:rPr>
       </w:pPr>
       <w:r>
         <w:rPr>
@@ -336,6 +381,9 @@
           <w:ilvl w:val="2"/>
           <w:numId w:val="1"/>
         </w:numPr>
+        <w:rPr>
+          <w:rFonts w:hint="eastAsia"/>
+        </w:rPr>
       </w:pPr>
       <w:r>
         <w:rPr>
@@ -351,6 +399,9 @@
           <w:ilvl w:val="2"/>
           <w:numId w:val="1"/>
         </w:numPr>
+        <w:rPr>
+          <w:rFonts w:hint="eastAsia"/>
+        </w:rPr>
       </w:pPr>
       <w:r>
         <w:rPr>
@@ -366,6 +417,9 @@
           <w:ilvl w:val="2"/>
           <w:numId w:val="1"/>
         </w:numPr>
+        <w:rPr>
+          <w:rFonts w:hint="eastAsia"/>
+        </w:rPr>
       </w:pPr>
       <w:r>
         <w:rPr>
@@ -381,6 +435,9 @@
           <w:ilvl w:val="2"/>
           <w:numId w:val="1"/>
         </w:numPr>
+        <w:rPr>
+          <w:rFonts w:hint="eastAsia"/>
+        </w:rPr>
       </w:pPr>
       <w:r>
         <w:rPr>
@@ -396,6 +453,9 @@
           <w:ilvl w:val="2"/>
           <w:numId w:val="1"/>
         </w:numPr>
+        <w:rPr>
+          <w:rFonts w:hint="eastAsia"/>
+        </w:rPr>
       </w:pPr>
       <w:r>
         <w:rPr>
@@ -411,6 +471,9 @@
           <w:ilvl w:val="2"/>
           <w:numId w:val="1"/>
         </w:numPr>
+        <w:rPr>
+          <w:rFonts w:hint="eastAsia"/>
+        </w:rPr>
       </w:pPr>
       <w:r>
         <w:rPr>
@@ -426,6 +489,9 @@
           <w:ilvl w:val="2"/>
           <w:numId w:val="1"/>
         </w:numPr>
+        <w:rPr>
+          <w:rFonts w:hint="eastAsia"/>
+        </w:rPr>
       </w:pPr>
       <w:r>
         <w:rPr>
@@ -441,6 +507,9 @@
           <w:ilvl w:val="2"/>
           <w:numId w:val="1"/>
         </w:numPr>
+        <w:rPr>
+          <w:rFonts w:hint="eastAsia"/>
+        </w:rPr>
       </w:pPr>
       <w:r>
         <w:rPr>
@@ -456,6 +525,9 @@
           <w:ilvl w:val="2"/>
           <w:numId w:val="1"/>
         </w:numPr>
+        <w:rPr>
+          <w:rFonts w:hint="eastAsia"/>
+        </w:rPr>
       </w:pPr>
       <w:r>
         <w:rPr>
@@ -468,6 +540,9 @@
       <w:pPr>
         <w:pStyle w:val="a9"/>
         <w:ind w:left="1320"/>
+        <w:rPr>
+          <w:rFonts w:hint="eastAsia"/>
+        </w:rPr>
       </w:pPr>
       <w:r>
         <w:rPr>
@@ -501,6 +576,9 @@
           <w:ilvl w:val="0"/>
           <w:numId w:val="1"/>
         </w:numPr>
+        <w:rPr>
+          <w:rFonts w:hint="eastAsia"/>
+        </w:rPr>
       </w:pPr>
       <w:r>
         <w:rPr>
@@ -511,9 +589,519 @@
     </w:p>
     <w:p/>
     <w:p/>
-    <w:p>
-      <w:pPr>
-        <w:rPr>
+    <w:p/>
+    <w:p>
+      <w:r>
+        <w:rPr>
+          <w:rFonts w:hint="eastAsia"/>
+        </w:rPr>
+        <w:lastRenderedPageBreak/>
+        <w:t>从产业链的角度</w:t>
+      </w:r>
+    </w:p>
+    <w:p>
+      <w:pPr>
+        <w:pStyle w:val="a9"/>
+        <w:numPr>
+          <w:ilvl w:val="0"/>
+          <w:numId w:val="15"/>
+        </w:numPr>
+      </w:pPr>
+      <w:r>
+        <w:rPr>
+          <w:rFonts w:hint="eastAsia"/>
+        </w:rPr>
+        <w:t>项目概况</w:t>
+      </w:r>
+    </w:p>
+    <w:p>
+      <w:pPr>
+        <w:pStyle w:val="a9"/>
+        <w:numPr>
+          <w:ilvl w:val="0"/>
+          <w:numId w:val="15"/>
+        </w:numPr>
+      </w:pPr>
+      <w:r>
+        <w:rPr>
+          <w:rFonts w:hint="eastAsia"/>
+        </w:rPr>
+        <w:t>宏观行业情况</w:t>
+      </w:r>
+    </w:p>
+    <w:p>
+      <w:pPr>
+        <w:pStyle w:val="a9"/>
+        <w:numPr>
+          <w:ilvl w:val="1"/>
+          <w:numId w:val="15"/>
+        </w:numPr>
+      </w:pPr>
+      <w:r>
+        <w:rPr>
+          <w:rFonts w:hint="eastAsia"/>
+        </w:rPr>
+        <w:t>政策上，大政方针上（比如十五五</w:t>
+      </w:r>
+      <w:r>
+        <w:rPr>
+          <w:rFonts w:hint="eastAsia"/>
+        </w:rPr>
+        <w:t>对这个行业是怎么评价的</w:t>
+      </w:r>
+    </w:p>
+    <w:p>
+      <w:pPr>
+        <w:pStyle w:val="a9"/>
+        <w:numPr>
+          <w:ilvl w:val="1"/>
+          <w:numId w:val="15"/>
+        </w:numPr>
+      </w:pPr>
+      <w:r>
+        <w:rPr>
+          <w:rFonts w:hint="eastAsia"/>
+        </w:rPr>
+        <w:t>宏观供给（格局，壁垒，产能）</w:t>
+      </w:r>
+      <w:r>
+        <w:rPr>
+          <w:rFonts w:hint="eastAsia"/>
+        </w:rPr>
+        <w:t>宏观需求（总量，结构，韧性）</w:t>
+      </w:r>
+    </w:p>
+    <w:p>
+      <w:pPr>
+        <w:pStyle w:val="a9"/>
+        <w:numPr>
+          <w:ilvl w:val="1"/>
+          <w:numId w:val="15"/>
+        </w:numPr>
+      </w:pPr>
+      <w:r>
+        <w:rPr>
+          <w:rFonts w:hint="eastAsia"/>
+        </w:rPr>
+        <w:t>技术周期（技术路线是否确定，技术迭代速度如何，专利，工艺壁垒如何？</w:t>
+      </w:r>
+    </w:p>
+    <w:p>
+      <w:pPr>
+        <w:pStyle w:val="a9"/>
+        <w:numPr>
+          <w:ilvl w:val="1"/>
+          <w:numId w:val="15"/>
+        </w:numPr>
+      </w:pPr>
+      <w:r>
+        <w:rPr>
+          <w:rFonts w:hint="eastAsia"/>
+        </w:rPr>
+        <w:t>成本结构和上游依赖，成本是什么驱动？对上游是否强依赖？能否向下游传导涨价？毛利率受什么影响最大？</w:t>
+      </w:r>
+    </w:p>
+    <w:p>
+      <w:pPr>
+        <w:pStyle w:val="a9"/>
+        <w:numPr>
+          <w:ilvl w:val="1"/>
+          <w:numId w:val="15"/>
+        </w:numPr>
+      </w:pPr>
+      <w:r>
+        <w:rPr>
+          <w:rFonts w:hint="eastAsia"/>
+        </w:rPr>
+        <w:t>和宏观beta的跟随情况如何？和经济周期是正相关还是逆相关？</w:t>
+      </w:r>
+      <w:r>
+        <w:rPr>
+          <w:rFonts w:hint="eastAsia"/>
+        </w:rPr>
+        <w:t>利率敏感型还是非敏感型？通胀之下是受益还是受损？和出口与制造业投资的相关性如何？</w:t>
+      </w:r>
+    </w:p>
+    <w:p>
+      <w:pPr>
+        <w:pStyle w:val="a9"/>
+        <w:numPr>
+          <w:ilvl w:val="1"/>
+          <w:numId w:val="15"/>
+        </w:numPr>
+      </w:pPr>
+      <w:r>
+        <w:rPr>
+          <w:rFonts w:hint="eastAsia"/>
+        </w:rPr>
+        <w:t>中外对比</w:t>
+      </w:r>
+    </w:p>
+    <w:p>
+      <w:pPr>
+        <w:pStyle w:val="a9"/>
+        <w:numPr>
+          <w:ilvl w:val="0"/>
+          <w:numId w:val="15"/>
+        </w:numPr>
+      </w:pPr>
+      <w:r>
+        <w:rPr>
+          <w:rFonts w:hint="eastAsia"/>
+        </w:rPr>
+        <w:t>行业情况</w:t>
+      </w:r>
+    </w:p>
+    <w:p>
+      <w:pPr>
+        <w:pStyle w:val="a9"/>
+        <w:numPr>
+          <w:ilvl w:val="1"/>
+          <w:numId w:val="15"/>
+        </w:numPr>
+      </w:pPr>
+      <w:r>
+        <w:rPr>
+          <w:rFonts w:hint="eastAsia"/>
+        </w:rPr>
+        <w:t>行业分几大块</w:t>
+      </w:r>
+      <w:r>
+        <w:rPr>
+          <w:rFonts w:hint="eastAsia"/>
+        </w:rPr>
+        <w:t>（几个主题？</w:t>
+      </w:r>
+    </w:p>
+    <w:p>
+      <w:pPr>
+        <w:pStyle w:val="a9"/>
+        <w:numPr>
+          <w:ilvl w:val="1"/>
+          <w:numId w:val="15"/>
+        </w:numPr>
+      </w:pPr>
+      <w:r>
+        <w:rPr>
+          <w:rFonts w:hint="eastAsia"/>
+        </w:rPr>
+        <w:t>对每一个大块</w:t>
+      </w:r>
+      <w:r>
+        <w:rPr>
+          <w:rFonts w:hint="eastAsia"/>
+        </w:rPr>
+        <w:t>（for循环的感觉</w:t>
+      </w:r>
+    </w:p>
+    <w:p>
+      <w:pPr>
+        <w:pStyle w:val="a9"/>
+        <w:numPr>
+          <w:ilvl w:val="2"/>
+          <w:numId w:val="15"/>
+        </w:numPr>
+      </w:pPr>
+      <w:r>
+        <w:rPr>
+          <w:rFonts w:hint="eastAsia"/>
+        </w:rPr>
+        <w:t>在产业链的什么位置</w:t>
+      </w:r>
+    </w:p>
+    <w:p>
+      <w:pPr>
+        <w:pStyle w:val="a9"/>
+        <w:numPr>
+          <w:ilvl w:val="2"/>
+          <w:numId w:val="15"/>
+        </w:numPr>
+      </w:pPr>
+      <w:r>
+        <w:rPr>
+          <w:rFonts w:hint="eastAsia"/>
+        </w:rPr>
+        <w:t>是成长型还是周期型？</w:t>
+      </w:r>
+      <w:r>
+        <w:rPr>
+          <w:rFonts w:hint="eastAsia"/>
+        </w:rPr>
+        <w:t>（这里一般要做一个二选一）</w:t>
+      </w:r>
+    </w:p>
+    <w:p>
+      <w:pPr>
+        <w:pStyle w:val="a9"/>
+        <w:numPr>
+          <w:ilvl w:val="3"/>
+          <w:numId w:val="15"/>
+        </w:numPr>
+      </w:pPr>
+      <w:r>
+        <w:rPr>
+          <w:rFonts w:hint="eastAsia"/>
+        </w:rPr>
+        <w:t>如果是成长型，</w:t>
+      </w:r>
+      <w:r>
+        <w:rPr>
+          <w:rFonts w:hint="eastAsia"/>
+        </w:rPr>
+        <w:t>渗透率怎么样？渗透速度怎么样？未来还有多少空间？长期增速如何？</w:t>
+      </w:r>
+      <w:r>
+        <w:rPr>
+          <w:rFonts w:hint="eastAsia"/>
+        </w:rPr>
+        <w:t>有没有成长的困难，如果有，是什么？</w:t>
+      </w:r>
+      <w:r>
+        <w:rPr>
+          <w:rFonts w:hint="eastAsia"/>
+        </w:rPr>
+        <w:t>是经济上的？政策上的？科技上的？还是别的什么？</w:t>
+      </w:r>
+      <w:r>
+        <w:t xml:space="preserve"> </w:t>
+      </w:r>
+      <w:r>
+        <w:rPr>
+          <w:rFonts w:hint="eastAsia"/>
+        </w:rPr>
+        <w:t>有没有历史上或者现在</w:t>
+      </w:r>
+      <w:r>
+        <w:rPr>
+          <w:rFonts w:hint="eastAsia"/>
+        </w:rPr>
+        <w:t>与之处在相似成长期的产业？可比产业在同期的表现怎么样？</w:t>
+      </w:r>
+    </w:p>
+    <w:p>
+      <w:pPr>
+        <w:pStyle w:val="a9"/>
+        <w:numPr>
+          <w:ilvl w:val="3"/>
+          <w:numId w:val="15"/>
+        </w:numPr>
+      </w:pPr>
+      <w:r>
+        <w:rPr>
+          <w:rFonts w:hint="eastAsia"/>
+        </w:rPr>
+        <w:t>如果是周期型，目前</w:t>
+      </w:r>
+      <w:r>
+        <w:rPr>
+          <w:rFonts w:hint="eastAsia"/>
+        </w:rPr>
+        <w:t>处于</w:t>
+      </w:r>
+      <w:r>
+        <w:rPr>
+          <w:rFonts w:hint="eastAsia"/>
+        </w:rPr>
+        <w:t>量价周期</w:t>
+      </w:r>
+      <w:r>
+        <w:rPr>
+          <w:rFonts w:hint="eastAsia"/>
+        </w:rPr>
+        <w:t>的什么位置</w:t>
+      </w:r>
+      <w:r>
+        <w:rPr>
+          <w:rFonts w:hint="eastAsia"/>
+        </w:rPr>
+        <w:t>？供需周期</w:t>
+      </w:r>
+      <w:r>
+        <w:rPr>
+          <w:rFonts w:hint="eastAsia"/>
+        </w:rPr>
+        <w:t>的什么位置</w:t>
+      </w:r>
+      <w:r>
+        <w:rPr>
+          <w:rFonts w:hint="eastAsia"/>
+        </w:rPr>
+        <w:t>？</w:t>
+      </w:r>
+      <w:r>
+        <w:rPr>
+          <w:rFonts w:hint="eastAsia"/>
+        </w:rPr>
+        <w:t>产能周期的什么位置？是在扩产还是在减产？如果在扩产，扩产速度怎么样？如果在减产，去化的原因是什么？</w:t>
+      </w:r>
+      <w:r>
+        <w:rPr>
+          <w:rFonts w:hint="eastAsia"/>
+        </w:rPr>
+        <w:t>去化有没有阻力？如果有，阻力是什么？</w:t>
+      </w:r>
+    </w:p>
+    <w:p>
+      <w:pPr>
+        <w:pStyle w:val="a9"/>
+        <w:numPr>
+          <w:ilvl w:val="0"/>
+          <w:numId w:val="15"/>
+        </w:numPr>
+      </w:pPr>
+      <w:r>
+        <w:rPr>
+          <w:rFonts w:hint="eastAsia"/>
+        </w:rPr>
+        <w:t>目标标的</w:t>
+      </w:r>
+    </w:p>
+    <w:p>
+      <w:pPr>
+        <w:pStyle w:val="a9"/>
+        <w:numPr>
+          <w:ilvl w:val="1"/>
+          <w:numId w:val="15"/>
+        </w:numPr>
+      </w:pPr>
+      <w:r>
+        <w:rPr>
+          <w:rFonts w:hint="eastAsia"/>
+        </w:rPr>
+        <w:t>515880</w:t>
+      </w:r>
+    </w:p>
+    <w:p>
+      <w:pPr>
+        <w:pStyle w:val="a9"/>
+        <w:numPr>
+          <w:ilvl w:val="1"/>
+          <w:numId w:val="15"/>
+        </w:numPr>
+      </w:pPr>
+      <w:r>
+        <w:rPr>
+          <w:rFonts w:hint="eastAsia"/>
+        </w:rPr>
+        <w:t>515050</w:t>
+      </w:r>
+    </w:p>
+    <w:p>
+      <w:pPr>
+        <w:pStyle w:val="a9"/>
+        <w:numPr>
+          <w:ilvl w:val="2"/>
+          <w:numId w:val="15"/>
+        </w:numPr>
+      </w:pPr>
+      <w:r>
+        <w:rPr>
+          <w:rFonts w:hint="eastAsia"/>
+        </w:rPr>
+        <w:t>基本信息：</w:t>
+      </w:r>
+      <w:r>
+        <w:rPr>
+          <w:rFonts w:hint="eastAsia"/>
+        </w:rPr>
+        <w:t>管理人，费率，十大持仓</w:t>
+      </w:r>
+      <w:r>
+        <w:rPr>
+          <w:rFonts w:hint="eastAsia"/>
+        </w:rPr>
+        <w:t>情况</w:t>
+      </w:r>
+    </w:p>
+    <w:p>
+      <w:pPr>
+        <w:pStyle w:val="a9"/>
+        <w:numPr>
+          <w:ilvl w:val="2"/>
+          <w:numId w:val="15"/>
+        </w:numPr>
+      </w:pPr>
+      <w:r>
+        <w:rPr>
+          <w:rFonts w:hint="eastAsia"/>
+        </w:rPr>
+        <w:t>估值，价格弹性</w:t>
+      </w:r>
+      <w:r>
+        <w:rPr>
+          <w:rFonts w:hint="eastAsia"/>
+        </w:rPr>
+        <w:t>，流动性，跟踪误差，主题偏离</w:t>
+      </w:r>
+    </w:p>
+    <w:p>
+      <w:pPr>
+        <w:pStyle w:val="a9"/>
+        <w:numPr>
+          <w:ilvl w:val="2"/>
+          <w:numId w:val="15"/>
+        </w:numPr>
+      </w:pPr>
+      <w:r>
+        <w:rPr>
+          <w:rFonts w:hint="eastAsia"/>
+        </w:rPr>
+        <w:t>港股相同/相似主题的基金情况如何</w:t>
+      </w:r>
+    </w:p>
+    <w:p>
+      <w:pPr>
+        <w:pStyle w:val="a9"/>
+        <w:numPr>
+          <w:ilvl w:val="0"/>
+          <w:numId w:val="15"/>
+        </w:numPr>
+      </w:pPr>
+      <w:r>
+        <w:rPr>
+          <w:rFonts w:hint="eastAsia"/>
+        </w:rPr>
+        <w:t>交易策略</w:t>
+      </w:r>
+    </w:p>
+    <w:p>
+      <w:pPr>
+        <w:pStyle w:val="a9"/>
+        <w:numPr>
+          <w:ilvl w:val="0"/>
+          <w:numId w:val="15"/>
+        </w:numPr>
+        <w:rPr>
+          <w:rFonts w:hint="eastAsia"/>
+        </w:rPr>
+      </w:pPr>
+      <w:r>
+        <w:rPr>
+          <w:rFonts w:hint="eastAsia"/>
+        </w:rPr>
+        <w:t>风险</w:t>
+      </w:r>
+    </w:p>
+    <w:p/>
+    <w:p>
+      <w:r>
+        <w:rPr>
+          <w:rFonts w:hint="eastAsia"/>
+        </w:rPr>
+        <w:t>这个东西好，我挣什么钱？</w:t>
+      </w:r>
+    </w:p>
+    <w:p>
+      <w:pPr>
+        <w:rPr>
+          <w:rFonts w:hint="eastAsia"/>
+        </w:rPr>
+      </w:pPr>
+    </w:p>
+    <w:p>
+      <w:pPr>
+        <w:rPr>
+          <w:rFonts w:hint="eastAsia"/>
           <w:b/>
           <w:bCs/>
         </w:rPr>
@@ -523,19 +1111,27 @@
           <w:b/>
           <w:bCs/>
         </w:rPr>
+        <w:lastRenderedPageBreak/>
         <w:t>行业ETF买方报告大纲（通用版）</w:t>
       </w:r>
     </w:p>
     <w:p>
       <w:pPr>
         <w:pStyle w:val="1"/>
-      </w:pPr>
-      <w:r>
-        <w:lastRenderedPageBreak/>
+        <w:rPr>
+          <w:rFonts w:hint="eastAsia"/>
+        </w:rPr>
+      </w:pPr>
+      <w:r>
         <w:t>一、报告摘要与核心结论</w:t>
       </w:r>
     </w:p>
     <w:p>
+      <w:pPr>
+        <w:rPr>
+          <w:rFonts w:hint="eastAsia"/>
+        </w:rPr>
+      </w:pPr>
       <w:r>
         <w:t>核心定位：简洁呈现报告核心逻辑、行业判断、ETF选择建议及配置策略，供买方快速抓取重点（1-2页为宜）</w:t>
       </w:r>
@@ -546,6 +1142,9 @@
           <w:ilvl w:val="0"/>
           <w:numId w:val="2"/>
         </w:numPr>
+        <w:rPr>
+          <w:rFonts w:hint="eastAsia"/>
+        </w:rPr>
       </w:pPr>
       <w:r>
         <w:t>核心结论：明确行业景气度判断（高估/低估/中性）、ETF配置优先级（重点推荐/谨慎配置/回避）</w:t>
@@ -557,6 +1156,9 @@
           <w:ilvl w:val="0"/>
           <w:numId w:val="2"/>
         </w:numPr>
+        <w:rPr>
+          <w:rFonts w:hint="eastAsia"/>
+        </w:rPr>
       </w:pPr>
       <w:r>
         <w:t>核心逻辑：提炼1-2个驱动行业及ETF表现的核心变量（如政策、供需、景气周期）</w:t>
@@ -568,6 +1170,9 @@
           <w:ilvl w:val="0"/>
           <w:numId w:val="2"/>
         </w:numPr>
+        <w:rPr>
+          <w:rFonts w:hint="eastAsia"/>
+        </w:rPr>
       </w:pPr>
       <w:r>
         <w:t>配置建议：明确配置比例、持有周期、止盈止损参考</w:t>
@@ -576,6 +1181,9 @@
     <w:p>
       <w:pPr>
         <w:pStyle w:val="1"/>
+        <w:rPr>
+          <w:rFonts w:hint="eastAsia"/>
+        </w:rPr>
       </w:pPr>
       <w:r>
         <w:t>二、行业基本面分析（核心章节）</w:t>
@@ -584,6 +1192,9 @@
     <w:p>
       <w:pPr>
         <w:pStyle w:val="2"/>
+        <w:rPr>
+          <w:rFonts w:hint="eastAsia"/>
+        </w:rPr>
       </w:pPr>
       <w:r>
         <w:t>2.1 行业概况与产业链梳理</w:t>
@@ -595,6 +1206,9 @@
           <w:ilvl w:val="0"/>
           <w:numId w:val="3"/>
         </w:numPr>
+        <w:rPr>
+          <w:rFonts w:hint="eastAsia"/>
+        </w:rPr>
       </w:pPr>
       <w:r>
         <w:t>行业定义、分类及核心业务范围，明确ETF跟踪的行业细分领域（避免与同类行业混淆）</w:t>
@@ -606,6 +1220,9 @@
           <w:ilvl w:val="0"/>
           <w:numId w:val="3"/>
         </w:numPr>
+        <w:rPr>
+          <w:rFonts w:hint="eastAsia"/>
+        </w:rPr>
       </w:pPr>
       <w:r>
         <w:t>产业链全景：上游供给端（核心原材料、产能分布）、中游核心环节（行业核心企业、技术壁垒）、下游需求端（应用场景、需求驱动因素）</w:t>
@@ -617,6 +1234,9 @@
           <w:ilvl w:val="0"/>
           <w:numId w:val="3"/>
         </w:numPr>
+        <w:rPr>
+          <w:rFonts w:hint="eastAsia"/>
+        </w:rPr>
       </w:pPr>
       <w:r>
         <w:t>行业竞争格局：CR5/CR10集中度、头部企业优势、中小企业生存状况，是否存在垄断/充分竞争特征</w:t>
@@ -625,6 +1245,9 @@
     <w:p>
       <w:pPr>
         <w:pStyle w:val="2"/>
+        <w:rPr>
+          <w:rFonts w:hint="eastAsia"/>
+        </w:rPr>
       </w:pPr>
       <w:r>
         <w:t>2.2 行业景气度分析</w:t>
@@ -636,6 +1259,9 @@
           <w:ilvl w:val="0"/>
           <w:numId w:val="4"/>
         </w:numPr>
+        <w:rPr>
+          <w:rFonts w:hint="eastAsia"/>
+        </w:rPr>
       </w:pPr>
       <w:r>
         <w:t>景气周期定位：当前处于行业周期的阶段（萌芽期/成长期/成熟期/衰退期），判断依据（产能利用率、订单量、营收增速等）</w:t>
@@ -647,6 +1273,9 @@
           <w:ilvl w:val="0"/>
           <w:numId w:val="4"/>
         </w:numPr>
+        <w:rPr>
+          <w:rFonts w:hint="eastAsia"/>
+        </w:rPr>
       </w:pPr>
       <w:r>
         <w:t>核心景气指标：结合行业特性选取（如新能源的装机量、半导体的晶圆产能、消费的社零数据），同比/环比变化分析，与历史均值对比</w:t>
@@ -658,6 +1287,9 @@
           <w:ilvl w:val="0"/>
           <w:numId w:val="4"/>
         </w:numPr>
+        <w:rPr>
+          <w:rFonts w:hint="eastAsia"/>
+        </w:rPr>
       </w:pPr>
       <w:r>
         <w:t>供需格局分析：供给端（产能扩张/收缩、政策限制/支持）、需求端（下游需求增长/萎缩、消费升级/降级影响），判断供需缺口/过剩情况</w:t>
@@ -666,8 +1298,12 @@
     <w:p>
       <w:pPr>
         <w:pStyle w:val="2"/>
-      </w:pPr>
-      <w:r>
+        <w:rPr>
+          <w:rFonts w:hint="eastAsia"/>
+        </w:rPr>
+      </w:pPr>
+      <w:r>
+        <w:lastRenderedPageBreak/>
         <w:t>2.3 行业政策与宏观环境影响</w:t>
       </w:r>
     </w:p>
@@ -677,6 +1313,9 @@
           <w:ilvl w:val="0"/>
           <w:numId w:val="5"/>
         </w:numPr>
+        <w:rPr>
+          <w:rFonts w:hint="eastAsia"/>
+        </w:rPr>
       </w:pPr>
       <w:r>
         <w:t>行业相关政策：监管政策、扶持政策（补贴、税收优惠）、限制政策（环保、产能管控），分析政策对行业的短期冲击与长期导向</w:t>
@@ -688,18 +1327,12 @@
           <w:ilvl w:val="0"/>
           <w:numId w:val="5"/>
         </w:numPr>
-      </w:pPr>
-      <w:r>
-        <w:lastRenderedPageBreak/>
-        <w:t>宏观环境关联：利率、通胀、GDP增速等宏观指标对行业的影响（如利率下行利好成长</w:t>
-      </w:r>
-      <w:proofErr w:type="gramStart"/>
-      <w:r>
-        <w:t>型行业</w:t>
-      </w:r>
-      <w:proofErr w:type="gramEnd"/>
-      <w:r>
-        <w:t>ETF，通胀上行利好周期类行业ETF）</w:t>
+        <w:rPr>
+          <w:rFonts w:hint="eastAsia"/>
+        </w:rPr>
+      </w:pPr>
+      <w:r>
+        <w:t>宏观环境关联：利率、通胀、GDP增速等宏观指标对行业的影响（如利率下行利好成长型行业ETF，通胀上行利好周期类行业ETF）</w:t>
       </w:r>
     </w:p>
     <w:p>
@@ -708,6 +1341,9 @@
           <w:ilvl w:val="0"/>
           <w:numId w:val="5"/>
         </w:numPr>
+        <w:rPr>
+          <w:rFonts w:hint="eastAsia"/>
+        </w:rPr>
       </w:pPr>
       <w:r>
         <w:t>海外环境影响（若相关）：海外需求、汇率、全球产业链变动对行业的传导作用</w:t>
@@ -716,6 +1352,9 @@
     <w:p>
       <w:pPr>
         <w:pStyle w:val="2"/>
+        <w:rPr>
+          <w:rFonts w:hint="eastAsia"/>
+        </w:rPr>
       </w:pPr>
       <w:r>
         <w:t>2.4 行业风险分析</w:t>
@@ -727,6 +1366,9 @@
           <w:ilvl w:val="0"/>
           <w:numId w:val="6"/>
         </w:numPr>
+        <w:rPr>
+          <w:rFonts w:hint="eastAsia"/>
+        </w:rPr>
       </w:pPr>
       <w:r>
         <w:t>政策风险：政策变动（如监管收紧、补贴退坡）带来的行业波动</w:t>
@@ -738,6 +1380,9 @@
           <w:ilvl w:val="0"/>
           <w:numId w:val="6"/>
         </w:numPr>
+        <w:rPr>
+          <w:rFonts w:hint="eastAsia"/>
+        </w:rPr>
       </w:pPr>
       <w:r>
         <w:t>供需风险：供给过剩、需求不及预期、原材料价格大幅波动</w:t>
@@ -749,6 +1394,9 @@
           <w:ilvl w:val="0"/>
           <w:numId w:val="6"/>
         </w:numPr>
+        <w:rPr>
+          <w:rFonts w:hint="eastAsia"/>
+        </w:rPr>
       </w:pPr>
       <w:r>
         <w:t>竞争风险：行业竞争加剧、技术替代（如传统行业被新兴技术颠覆）</w:t>
@@ -760,6 +1408,9 @@
           <w:ilvl w:val="0"/>
           <w:numId w:val="6"/>
         </w:numPr>
+        <w:rPr>
+          <w:rFonts w:hint="eastAsia"/>
+        </w:rPr>
       </w:pPr>
       <w:r>
         <w:t>其他风险：宏观经济下行、海外地缘政治、流动性风险等</w:t>
@@ -768,6 +1419,9 @@
     <w:p>
       <w:pPr>
         <w:pStyle w:val="1"/>
+        <w:rPr>
+          <w:rFonts w:hint="eastAsia"/>
+        </w:rPr>
       </w:pPr>
       <w:r>
         <w:t>三、行业ETF市场分析</w:t>
@@ -776,6 +1430,9 @@
     <w:p>
       <w:pPr>
         <w:pStyle w:val="2"/>
+        <w:rPr>
+          <w:rFonts w:hint="eastAsia"/>
+        </w:rPr>
       </w:pPr>
       <w:r>
         <w:t>3.1 行业ETF整体市场概况</w:t>
@@ -787,6 +1444,9 @@
           <w:ilvl w:val="0"/>
           <w:numId w:val="7"/>
         </w:numPr>
+        <w:rPr>
+          <w:rFonts w:hint="eastAsia"/>
+        </w:rPr>
       </w:pPr>
       <w:r>
         <w:t>市场规模：当前行业ETF总规模、近1年/3年规模变化（增长/萎缩），规模占全市场ETF比例</w:t>
@@ -798,6 +1458,9 @@
           <w:ilvl w:val="0"/>
           <w:numId w:val="7"/>
         </w:numPr>
+        <w:rPr>
+          <w:rFonts w:hint="eastAsia"/>
+        </w:rPr>
       </w:pPr>
       <w:r>
         <w:t>产品数量：主流基金公司布局情况，产品类型（普通ETF、增强型ETF、行业细分ETF）</w:t>
@@ -809,6 +1472,9 @@
           <w:ilvl w:val="0"/>
           <w:numId w:val="7"/>
         </w:numPr>
+        <w:rPr>
+          <w:rFonts w:hint="eastAsia"/>
+        </w:rPr>
       </w:pPr>
       <w:r>
         <w:t>流动性分析：日均成交额、换手率，流动性头部产品梳理（避免推荐流动性不足产品）</w:t>
@@ -817,6 +1483,9 @@
     <w:p>
       <w:pPr>
         <w:pStyle w:val="2"/>
+        <w:rPr>
+          <w:rFonts w:hint="eastAsia"/>
+        </w:rPr>
       </w:pPr>
       <w:r>
         <w:t>3.2 核心ETF标的对比（买方重点关注）</w:t>
@@ -828,6 +1497,9 @@
           <w:ilvl w:val="0"/>
           <w:numId w:val="8"/>
         </w:numPr>
+        <w:rPr>
+          <w:rFonts w:hint="eastAsia"/>
+        </w:rPr>
       </w:pPr>
       <w:r>
         <w:t>标的筛选：选取市场规模大、流动性好、跟踪误差小的3-5只核心ETF（避免过多冗余）</w:t>
@@ -839,6 +1511,9 @@
           <w:ilvl w:val="0"/>
           <w:numId w:val="8"/>
         </w:numPr>
+        <w:rPr>
+          <w:rFonts w:hint="eastAsia"/>
+        </w:rPr>
       </w:pPr>
       <w:r>
         <w:t>关键指标对比：</w:t>
@@ -850,6 +1525,9 @@
           <w:ilvl w:val="0"/>
           <w:numId w:val="8"/>
         </w:numPr>
+        <w:rPr>
+          <w:rFonts w:hint="eastAsia"/>
+        </w:rPr>
       </w:pPr>
       <w:r>
         <w:t xml:space="preserve">        </w:t>
@@ -861,9 +1539,16 @@
           <w:ilvl w:val="1"/>
           <w:numId w:val="8"/>
         </w:numPr>
-      </w:pPr>
-      <w:r>
-        <w:t>跟踪标的：跟踪指数的编制规则、行业覆盖度、权重分布（是否贴合行业核心资产）</w:t>
+        <w:rPr>
+          <w:rFonts w:hint="eastAsia"/>
+        </w:rPr>
+      </w:pPr>
+      <w:r>
+        <w:t>跟踪标的：跟踪指数的编制规则、行业覆盖度、权重分布（是否贴合行</w:t>
+      </w:r>
+      <w:r>
+        <w:lastRenderedPageBreak/>
+        <w:t>业核心资产）</w:t>
       </w:r>
     </w:p>
     <w:p>
@@ -872,6 +1557,9 @@
           <w:ilvl w:val="1"/>
           <w:numId w:val="8"/>
         </w:numPr>
+        <w:rPr>
+          <w:rFonts w:hint="eastAsia"/>
+        </w:rPr>
       </w:pPr>
       <w:r>
         <w:t>业绩表现：近1个月/3个月/6个月/1年收益率，与同类ETF、跟踪指数的对比</w:t>
@@ -883,9 +1571,11 @@
           <w:ilvl w:val="1"/>
           <w:numId w:val="8"/>
         </w:numPr>
-      </w:pPr>
-      <w:r>
-        <w:lastRenderedPageBreak/>
+        <w:rPr>
+          <w:rFonts w:hint="eastAsia"/>
+        </w:rPr>
+      </w:pPr>
+      <w:r>
         <w:t>费用成本：管理费率、托管费率，总费用率对比（买方长期持有重点关注）</w:t>
       </w:r>
     </w:p>
@@ -895,6 +1585,9 @@
           <w:ilvl w:val="1"/>
           <w:numId w:val="8"/>
         </w:numPr>
+        <w:rPr>
+          <w:rFonts w:hint="eastAsia"/>
+        </w:rPr>
       </w:pPr>
       <w:r>
         <w:t>跟踪误差：与跟踪指数的偏离度，误差来源分析（流动性、调仓、分红等）</w:t>
@@ -906,27 +1599,20 @@
           <w:ilvl w:val="1"/>
           <w:numId w:val="8"/>
         </w:numPr>
-      </w:pPr>
-      <w:r>
-        <w:t>基金公司实力：管理人的ETF管理经验、投</w:t>
-      </w:r>
-      <w:proofErr w:type="gramStart"/>
-      <w:r>
-        <w:t>研</w:t>
-      </w:r>
-      <w:proofErr w:type="gramEnd"/>
-      <w:r>
-        <w:t>能力、</w:t>
-      </w:r>
-      <w:proofErr w:type="gramStart"/>
-      <w:r>
-        <w:t>风控水平</w:t>
-      </w:r>
-      <w:proofErr w:type="gramEnd"/>
+        <w:rPr>
+          <w:rFonts w:hint="eastAsia"/>
+        </w:rPr>
+      </w:pPr>
+      <w:r>
+        <w:t>基金公司实力：管理人的ETF管理经验、投研能力、风控水平</w:t>
+      </w:r>
     </w:p>
     <w:p>
       <w:pPr>
         <w:pStyle w:val="2"/>
+        <w:rPr>
+          <w:rFonts w:hint="eastAsia"/>
+        </w:rPr>
       </w:pPr>
       <w:r>
         <w:t>3.3 ETF估值分析</w:t>
@@ -938,17 +1624,12 @@
           <w:ilvl w:val="0"/>
           <w:numId w:val="9"/>
         </w:numPr>
-      </w:pPr>
-      <w:r>
-        <w:t>估值水平：当前行业ETF跟踪指数的PE（市盈率）、PB（</w:t>
-      </w:r>
-      <w:proofErr w:type="gramStart"/>
-      <w:r>
-        <w:t>市净率</w:t>
-      </w:r>
-      <w:proofErr w:type="gramEnd"/>
-      <w:r>
-        <w:t>），与自身历史分位数（近3年/5年）、同类行业ETF估值对比</w:t>
+        <w:rPr>
+          <w:rFonts w:hint="eastAsia"/>
+        </w:rPr>
+      </w:pPr>
+      <w:r>
+        <w:t>估值水平：当前行业ETF跟踪指数的PE（市盈率）、PB（市净率），与自身历史分位数（近3年/5年）、同类行业ETF估值对比</w:t>
       </w:r>
     </w:p>
     <w:p>
@@ -957,6 +1638,9 @@
           <w:ilvl w:val="0"/>
           <w:numId w:val="9"/>
         </w:numPr>
+        <w:rPr>
+          <w:rFonts w:hint="eastAsia"/>
+        </w:rPr>
       </w:pPr>
       <w:r>
         <w:t>估值合理性判断：结合行业景气度，判断当前估值是高估（泡沫）、低估（价值洼地）还是合理区间，给出估值安全边际</w:t>
@@ -965,6 +1649,9 @@
     <w:p>
       <w:pPr>
         <w:pStyle w:val="1"/>
+        <w:rPr>
+          <w:rFonts w:hint="eastAsia"/>
+        </w:rPr>
       </w:pPr>
       <w:r>
         <w:t>四、买方配置策略建议（核心落地章节）</w:t>
@@ -973,6 +1660,9 @@
     <w:p>
       <w:pPr>
         <w:pStyle w:val="2"/>
+        <w:rPr>
+          <w:rFonts w:hint="eastAsia"/>
+        </w:rPr>
       </w:pPr>
       <w:r>
         <w:t>4.1 配置逻辑与核心前提</w:t>
@@ -984,6 +1674,9 @@
           <w:ilvl w:val="0"/>
           <w:numId w:val="10"/>
         </w:numPr>
+        <w:rPr>
+          <w:rFonts w:hint="eastAsia"/>
+        </w:rPr>
       </w:pPr>
       <w:r>
         <w:t>配置逻辑：结合行业景气度、估值水平、ETF特性，明确配置的核心逻辑（如长期布局、短期波段、对冲风险）</w:t>
@@ -995,6 +1688,9 @@
           <w:ilvl w:val="0"/>
           <w:numId w:val="10"/>
         </w:numPr>
+        <w:rPr>
+          <w:rFonts w:hint="eastAsia"/>
+        </w:rPr>
       </w:pPr>
       <w:r>
         <w:t>配置前提：适合的买方类型（如个人投资者、机构投资者、社保基金），风险承受能力匹配建议</w:t>
@@ -1003,6 +1699,9 @@
     <w:p>
       <w:pPr>
         <w:pStyle w:val="2"/>
+        <w:rPr>
+          <w:rFonts w:hint="eastAsia"/>
+        </w:rPr>
       </w:pPr>
       <w:r>
         <w:t>4.2 具体配置建议</w:t>
@@ -1014,6 +1713,9 @@
           <w:ilvl w:val="0"/>
           <w:numId w:val="11"/>
         </w:numPr>
+        <w:rPr>
+          <w:rFonts w:hint="eastAsia"/>
+        </w:rPr>
       </w:pPr>
       <w:r>
         <w:t>标的选择：明确推荐的1-2只核心ETF，说明推荐理由（如流动性好、跟踪精准、估值合理）</w:t>
@@ -1025,17 +1727,12 @@
           <w:ilvl w:val="0"/>
           <w:numId w:val="11"/>
         </w:numPr>
-      </w:pPr>
-      <w:r>
-        <w:t>配置比例：建议配置</w:t>
-      </w:r>
-      <w:proofErr w:type="gramStart"/>
-      <w:r>
-        <w:t>仓位</w:t>
-      </w:r>
-      <w:proofErr w:type="gramEnd"/>
-      <w:r>
-        <w:t>（如总资金的5%-15%），结合买方风险偏好调整</w:t>
+        <w:rPr>
+          <w:rFonts w:hint="eastAsia"/>
+        </w:rPr>
+      </w:pPr>
+      <w:r>
+        <w:t>配置比例：建议配置仓位（如总资金的5%-15%），结合买方风险偏好调整</w:t>
       </w:r>
     </w:p>
     <w:p>
@@ -1044,6 +1741,9 @@
           <w:ilvl w:val="0"/>
           <w:numId w:val="11"/>
         </w:numPr>
+        <w:rPr>
+          <w:rFonts w:hint="eastAsia"/>
+        </w:rPr>
       </w:pPr>
       <w:r>
         <w:t>持有周期：短期（1-3个月）、中期（3-12个月）、长期（1年以上）持有建议，对应不同持有周期的操作逻辑</w:t>
@@ -1055,17 +1755,23 @@
           <w:ilvl w:val="0"/>
           <w:numId w:val="11"/>
         </w:numPr>
-      </w:pPr>
-      <w:r>
+        <w:rPr>
+          <w:rFonts w:hint="eastAsia"/>
+        </w:rPr>
+      </w:pPr>
+      <w:r>
+        <w:lastRenderedPageBreak/>
         <w:t>止盈止损：给出具体的止盈止损参考（如盈利15%止盈、亏损8%止损），结合估值和景气度动态调整</w:t>
       </w:r>
     </w:p>
     <w:p>
       <w:pPr>
         <w:pStyle w:val="2"/>
-      </w:pPr>
-      <w:r>
-        <w:lastRenderedPageBreak/>
+        <w:rPr>
+          <w:rFonts w:hint="eastAsia"/>
+        </w:rPr>
+      </w:pPr>
+      <w:r>
         <w:t>4.3 不同场景下的配置调整</w:t>
       </w:r>
     </w:p>
@@ -1075,17 +1781,12 @@
           <w:ilvl w:val="0"/>
           <w:numId w:val="12"/>
         </w:numPr>
-      </w:pPr>
-      <w:r>
-        <w:t>宏观/政策变动：若出现政策调整、宏观经济超预期，如何调整配置</w:t>
-      </w:r>
-      <w:proofErr w:type="gramStart"/>
-      <w:r>
-        <w:t>仓位</w:t>
-      </w:r>
-      <w:proofErr w:type="gramEnd"/>
-      <w:r>
-        <w:t>（加仓/减仓/换仓）</w:t>
+        <w:rPr>
+          <w:rFonts w:hint="eastAsia"/>
+        </w:rPr>
+      </w:pPr>
+      <w:r>
+        <w:t>宏观/政策变动：若出现政策调整、宏观经济超预期，如何调整配置仓位（加仓/减仓/换仓）</w:t>
       </w:r>
     </w:p>
     <w:p>
@@ -1094,17 +1795,12 @@
           <w:ilvl w:val="0"/>
           <w:numId w:val="12"/>
         </w:numPr>
-      </w:pPr>
-      <w:r>
-        <w:t>行业景气度变动：</w:t>
-      </w:r>
-      <w:proofErr w:type="gramStart"/>
-      <w:r>
-        <w:t>若行</w:t>
-      </w:r>
-      <w:proofErr w:type="gramEnd"/>
-      <w:r>
-        <w:t>业景气度上行/下行，调整持有周期和止盈止损标准</w:t>
+        <w:rPr>
+          <w:rFonts w:hint="eastAsia"/>
+        </w:rPr>
+      </w:pPr>
+      <w:r>
+        <w:t>行业景气度变动：若行业景气度上行/下行，调整持有周期和止盈止损标准</w:t>
       </w:r>
     </w:p>
     <w:p>
@@ -1113,6 +1809,9 @@
           <w:ilvl w:val="0"/>
           <w:numId w:val="12"/>
         </w:numPr>
+        <w:rPr>
+          <w:rFonts w:hint="eastAsia"/>
+        </w:rPr>
       </w:pPr>
       <w:r>
         <w:t>ETF市场变动：若标的流动性下降、跟踪误差扩大，如何替换标的</w:t>
@@ -1121,6 +1820,9 @@
     <w:p>
       <w:pPr>
         <w:pStyle w:val="1"/>
+        <w:rPr>
+          <w:rFonts w:hint="eastAsia"/>
+        </w:rPr>
       </w:pPr>
       <w:r>
         <w:t>五、结论与风险提示</w:t>
@@ -1129,12 +1831,20 @@
     <w:p>
       <w:pPr>
         <w:pStyle w:val="2"/>
+        <w:rPr>
+          <w:rFonts w:hint="eastAsia"/>
+        </w:rPr>
       </w:pPr>
       <w:r>
         <w:t>5.1 核心结论总结</w:t>
       </w:r>
     </w:p>
     <w:p>
+      <w:pPr>
+        <w:rPr>
+          <w:rFonts w:hint="eastAsia"/>
+        </w:rPr>
+      </w:pPr>
       <w:r>
         <w:t>重申行业判断、ETF配置建议，提炼核心逻辑，强化买方决策依据（避免与摘要重复，更侧重落地性）</w:t>
       </w:r>
@@ -1142,6 +1852,9 @@
     <w:p>
       <w:pPr>
         <w:pStyle w:val="2"/>
+        <w:rPr>
+          <w:rFonts w:hint="eastAsia"/>
+        </w:rPr>
       </w:pPr>
       <w:r>
         <w:t>5.2 风险提示（单独列明，重点强调）</w:t>
@@ -1153,6 +1866,9 @@
           <w:ilvl w:val="0"/>
           <w:numId w:val="13"/>
         </w:numPr>
+        <w:rPr>
+          <w:rFonts w:hint="eastAsia"/>
+        </w:rPr>
       </w:pPr>
       <w:r>
         <w:t>行业层面：重申行业核心风险，补充潜在突发风险（如黑天鹅事件）</w:t>
@@ -1164,6 +1880,9 @@
           <w:ilvl w:val="0"/>
           <w:numId w:val="13"/>
         </w:numPr>
+        <w:rPr>
+          <w:rFonts w:hint="eastAsia"/>
+        </w:rPr>
       </w:pPr>
       <w:r>
         <w:t>ETF层面：跟踪误差、流动性不足、费率变动等风险</w:t>
@@ -1175,17 +1894,12 @@
           <w:ilvl w:val="0"/>
           <w:numId w:val="13"/>
         </w:numPr>
-      </w:pPr>
-      <w:r>
-        <w:t>配置层面：</w:t>
-      </w:r>
-      <w:proofErr w:type="gramStart"/>
-      <w:r>
-        <w:t>仓位</w:t>
-      </w:r>
-      <w:proofErr w:type="gramEnd"/>
-      <w:r>
-        <w:t>过高、持有周期与市场走势不匹配的风险</w:t>
+        <w:rPr>
+          <w:rFonts w:hint="eastAsia"/>
+        </w:rPr>
+      </w:pPr>
+      <w:r>
+        <w:t>配置层面：仓位过高、持有周期与市场走势不匹配的风险</w:t>
       </w:r>
     </w:p>
     <w:p>
@@ -1194,22 +1908,20 @@
           <w:ilvl w:val="0"/>
           <w:numId w:val="13"/>
         </w:numPr>
-      </w:pPr>
-      <w:r>
-        <w:t>免责声明：</w:t>
-      </w:r>
-      <w:proofErr w:type="gramStart"/>
-      <w:r>
-        <w:t>明确报告</w:t>
-      </w:r>
-      <w:proofErr w:type="gramEnd"/>
-      <w:r>
-        <w:t>仅为参考，不构成投资建议，买方需自主判断风险</w:t>
+        <w:rPr>
+          <w:rFonts w:hint="eastAsia"/>
+        </w:rPr>
+      </w:pPr>
+      <w:r>
+        <w:t>免责声明：明确报告仅为参考，不构成投资建议，买方需自主判断风险</w:t>
       </w:r>
     </w:p>
     <w:p>
       <w:pPr>
         <w:pStyle w:val="1"/>
+        <w:rPr>
+          <w:rFonts w:hint="eastAsia"/>
+        </w:rPr>
       </w:pPr>
       <w:r>
         <w:t>六、附录（可选）</w:t>
@@ -1221,6 +1933,9 @@
           <w:ilvl w:val="0"/>
           <w:numId w:val="14"/>
         </w:numPr>
+        <w:rPr>
+          <w:rFonts w:hint="eastAsia"/>
+        </w:rPr>
       </w:pPr>
       <w:r>
         <w:t>核心数据图表：行业景气指标走势图、ETF业绩对比表、估值分位数图表等</w:t>
@@ -1232,6 +1947,9 @@
           <w:ilvl w:val="0"/>
           <w:numId w:val="14"/>
         </w:numPr>
+        <w:rPr>
+          <w:rFonts w:hint="eastAsia"/>
+        </w:rPr>
       </w:pPr>
       <w:r>
         <w:t>相关名词解释：行业专业术语、ETF相关概念说明</w:t>
@@ -1243,20 +1961,34 @@
           <w:ilvl w:val="0"/>
           <w:numId w:val="14"/>
         </w:numPr>
+        <w:rPr>
+          <w:rFonts w:hint="eastAsia"/>
+        </w:rPr>
       </w:pPr>
       <w:r>
         <w:t>核心ETF标的详细信息：基金代码、管理人、成立时间、历史分红等</w:t>
       </w:r>
     </w:p>
-    <w:p/>
-    <w:p>
-      <w:pPr>
-        <w:rPr>
-          <w:rFonts w:hint="eastAsia"/>
-        </w:rPr>
-      </w:pPr>
-    </w:p>
-    <w:p>
+    <w:p>
+      <w:pPr>
+        <w:rPr>
+          <w:rFonts w:hint="eastAsia"/>
+        </w:rPr>
+      </w:pPr>
+    </w:p>
+    <w:p>
+      <w:pPr>
+        <w:rPr>
+          <w:rFonts w:hint="eastAsia"/>
+        </w:rPr>
+      </w:pPr>
+    </w:p>
+    <w:p>
+      <w:pPr>
+        <w:rPr>
+          <w:rFonts w:hint="eastAsia"/>
+        </w:rPr>
+      </w:pPr>
       <w:r>
         <w:rPr>
           <w:rFonts w:hint="eastAsia"/>
@@ -1644,6 +2376,95 @@
     </w:lvl>
   </w:abstractNum>
   <w:abstractNum w:abstractNumId="2" w15:restartNumberingAfterBreak="0">
+    <w:nsid w:val="0F636ECF"/>
+    <w:multiLevelType w:val="hybridMultilevel"/>
+    <w:tmpl w:val="2BC6D518"/>
+    <w:lvl w:ilvl="0" w:tplc="78A4CCE6">
+      <w:start w:val="1"/>
+      <w:numFmt w:val="decimal"/>
+      <w:lvlText w:val="%1."/>
+      <w:lvlJc w:val="left"/>
+      <w:pPr>
+        <w:ind w:left="360" w:hanging="360"/>
+      </w:pPr>
+      <w:rPr>
+        <w:rFonts w:hint="default"/>
+      </w:rPr>
+    </w:lvl>
+    <w:lvl w:ilvl="1" w:tplc="04090019">
+      <w:start w:val="1"/>
+      <w:numFmt w:val="lowerLetter"/>
+      <w:lvlText w:val="%2)"/>
+      <w:lvlJc w:val="left"/>
+      <w:pPr>
+        <w:ind w:left="880" w:hanging="440"/>
+      </w:pPr>
+    </w:lvl>
+    <w:lvl w:ilvl="2" w:tplc="0409001B">
+      <w:start w:val="1"/>
+      <w:numFmt w:val="lowerRoman"/>
+      <w:lvlText w:val="%3."/>
+      <w:lvlJc w:val="right"/>
+      <w:pPr>
+        <w:ind w:left="1320" w:hanging="440"/>
+      </w:pPr>
+    </w:lvl>
+    <w:lvl w:ilvl="3" w:tplc="0409000F">
+      <w:start w:val="1"/>
+      <w:numFmt w:val="decimal"/>
+      <w:lvlText w:val="%4."/>
+      <w:lvlJc w:val="left"/>
+      <w:pPr>
+        <w:ind w:left="1760" w:hanging="440"/>
+      </w:pPr>
+    </w:lvl>
+    <w:lvl w:ilvl="4" w:tplc="04090019" w:tentative="1">
+      <w:start w:val="1"/>
+      <w:numFmt w:val="lowerLetter"/>
+      <w:lvlText w:val="%5)"/>
+      <w:lvlJc w:val="left"/>
+      <w:pPr>
+        <w:ind w:left="2200" w:hanging="440"/>
+      </w:pPr>
+    </w:lvl>
+    <w:lvl w:ilvl="5" w:tplc="0409001B" w:tentative="1">
+      <w:start w:val="1"/>
+      <w:numFmt w:val="lowerRoman"/>
+      <w:lvlText w:val="%6."/>
+      <w:lvlJc w:val="right"/>
+      <w:pPr>
+        <w:ind w:left="2640" w:hanging="440"/>
+      </w:pPr>
+    </w:lvl>
+    <w:lvl w:ilvl="6" w:tplc="0409000F" w:tentative="1">
+      <w:start w:val="1"/>
+      <w:numFmt w:val="decimal"/>
+      <w:lvlText w:val="%7."/>
+      <w:lvlJc w:val="left"/>
+      <w:pPr>
+        <w:ind w:left="3080" w:hanging="440"/>
+      </w:pPr>
+    </w:lvl>
+    <w:lvl w:ilvl="7" w:tplc="04090019" w:tentative="1">
+      <w:start w:val="1"/>
+      <w:numFmt w:val="lowerLetter"/>
+      <w:lvlText w:val="%8)"/>
+      <w:lvlJc w:val="left"/>
+      <w:pPr>
+        <w:ind w:left="3520" w:hanging="440"/>
+      </w:pPr>
+    </w:lvl>
+    <w:lvl w:ilvl="8" w:tplc="0409001B" w:tentative="1">
+      <w:start w:val="1"/>
+      <w:numFmt w:val="lowerRoman"/>
+      <w:lvlText w:val="%9."/>
+      <w:lvlJc w:val="right"/>
+      <w:pPr>
+        <w:ind w:left="3960" w:hanging="440"/>
+      </w:pPr>
+    </w:lvl>
+  </w:abstractNum>
+  <w:abstractNum w:abstractNumId="3" w15:restartNumberingAfterBreak="0">
     <w:nsid w:val="14C62B06"/>
     <w:multiLevelType w:val="multilevel"/>
     <w:tmpl w:val="93A23C58"/>
@@ -1792,7 +2613,7 @@
       </w:rPr>
     </w:lvl>
   </w:abstractNum>
-  <w:abstractNum w:abstractNumId="3" w15:restartNumberingAfterBreak="0">
+  <w:abstractNum w:abstractNumId="4" w15:restartNumberingAfterBreak="0">
     <w:nsid w:val="1DD40BBA"/>
     <w:multiLevelType w:val="hybridMultilevel"/>
     <w:tmpl w:val="A22E3D04"/>
@@ -1881,7 +2702,7 @@
       </w:pPr>
     </w:lvl>
   </w:abstractNum>
-  <w:abstractNum w:abstractNumId="4" w15:restartNumberingAfterBreak="0">
+  <w:abstractNum w:abstractNumId="5" w15:restartNumberingAfterBreak="0">
     <w:nsid w:val="23454391"/>
     <w:multiLevelType w:val="multilevel"/>
     <w:tmpl w:val="BA4C6C88"/>
@@ -2030,7 +2851,7 @@
       </w:rPr>
     </w:lvl>
   </w:abstractNum>
-  <w:abstractNum w:abstractNumId="5" w15:restartNumberingAfterBreak="0">
+  <w:abstractNum w:abstractNumId="6" w15:restartNumberingAfterBreak="0">
     <w:nsid w:val="340C7A76"/>
     <w:multiLevelType w:val="multilevel"/>
     <w:tmpl w:val="B99E6B54"/>
@@ -2179,7 +3000,7 @@
       </w:rPr>
     </w:lvl>
   </w:abstractNum>
-  <w:abstractNum w:abstractNumId="6" w15:restartNumberingAfterBreak="0">
+  <w:abstractNum w:abstractNumId="7" w15:restartNumberingAfterBreak="0">
     <w:nsid w:val="43E85086"/>
     <w:multiLevelType w:val="multilevel"/>
     <w:tmpl w:val="CB68FC7A"/>
@@ -2328,7 +3149,7 @@
       </w:rPr>
     </w:lvl>
   </w:abstractNum>
-  <w:abstractNum w:abstractNumId="7" w15:restartNumberingAfterBreak="0">
+  <w:abstractNum w:abstractNumId="8" w15:restartNumberingAfterBreak="0">
     <w:nsid w:val="46BC6BB0"/>
     <w:multiLevelType w:val="multilevel"/>
     <w:tmpl w:val="00C85074"/>
@@ -2477,7 +3298,7 @@
       </w:rPr>
     </w:lvl>
   </w:abstractNum>
-  <w:abstractNum w:abstractNumId="8" w15:restartNumberingAfterBreak="0">
+  <w:abstractNum w:abstractNumId="9" w15:restartNumberingAfterBreak="0">
     <w:nsid w:val="517E1289"/>
     <w:multiLevelType w:val="multilevel"/>
     <w:tmpl w:val="88A8034A"/>
@@ -2626,7 +3447,7 @@
       </w:rPr>
     </w:lvl>
   </w:abstractNum>
-  <w:abstractNum w:abstractNumId="9" w15:restartNumberingAfterBreak="0">
+  <w:abstractNum w:abstractNumId="10" w15:restartNumberingAfterBreak="0">
     <w:nsid w:val="57C0165A"/>
     <w:multiLevelType w:val="multilevel"/>
     <w:tmpl w:val="7D4EB452"/>
@@ -2775,7 +3596,7 @@
       </w:rPr>
     </w:lvl>
   </w:abstractNum>
-  <w:abstractNum w:abstractNumId="10" w15:restartNumberingAfterBreak="0">
+  <w:abstractNum w:abstractNumId="11" w15:restartNumberingAfterBreak="0">
     <w:nsid w:val="5BA16B2B"/>
     <w:multiLevelType w:val="multilevel"/>
     <w:tmpl w:val="51524394"/>
@@ -2924,7 +3745,7 @@
       </w:rPr>
     </w:lvl>
   </w:abstractNum>
-  <w:abstractNum w:abstractNumId="11" w15:restartNumberingAfterBreak="0">
+  <w:abstractNum w:abstractNumId="12" w15:restartNumberingAfterBreak="0">
     <w:nsid w:val="5EAE12D2"/>
     <w:multiLevelType w:val="multilevel"/>
     <w:tmpl w:val="7E9C8E3A"/>
@@ -3073,7 +3894,7 @@
       </w:rPr>
     </w:lvl>
   </w:abstractNum>
-  <w:abstractNum w:abstractNumId="12" w15:restartNumberingAfterBreak="0">
+  <w:abstractNum w:abstractNumId="13" w15:restartNumberingAfterBreak="0">
     <w:nsid w:val="5ED72C0B"/>
     <w:multiLevelType w:val="multilevel"/>
     <w:tmpl w:val="D5083F16"/>
@@ -3222,7 +4043,7 @@
       </w:rPr>
     </w:lvl>
   </w:abstractNum>
-  <w:abstractNum w:abstractNumId="13" w15:restartNumberingAfterBreak="0">
+  <w:abstractNum w:abstractNumId="14" w15:restartNumberingAfterBreak="0">
     <w:nsid w:val="7223661A"/>
     <w:multiLevelType w:val="multilevel"/>
     <w:tmpl w:val="9D1EF628"/>
@@ -3372,22 +4193,22 @@
     </w:lvl>
   </w:abstractNum>
   <w:num w:numId="1" w16cid:durableId="460344961">
-    <w:abstractNumId w:val="3"/>
+    <w:abstractNumId w:val="4"/>
   </w:num>
   <w:num w:numId="2" w16cid:durableId="1890528116">
+    <w:abstractNumId w:val="14"/>
+  </w:num>
+  <w:num w:numId="3" w16cid:durableId="831989354">
+    <w:abstractNumId w:val="7"/>
+  </w:num>
+  <w:num w:numId="4" w16cid:durableId="1181777880">
     <w:abstractNumId w:val="13"/>
   </w:num>
-  <w:num w:numId="3" w16cid:durableId="831989354">
-    <w:abstractNumId w:val="6"/>
-  </w:num>
-  <w:num w:numId="4" w16cid:durableId="1181777880">
-    <w:abstractNumId w:val="12"/>
-  </w:num>
   <w:num w:numId="5" w16cid:durableId="2097436896">
-    <w:abstractNumId w:val="10"/>
+    <w:abstractNumId w:val="11"/>
   </w:num>
   <w:num w:numId="6" w16cid:durableId="1794320543">
-    <w:abstractNumId w:val="7"/>
+    <w:abstractNumId w:val="8"/>
   </w:num>
   <w:num w:numId="7" w16cid:durableId="555042790">
     <w:abstractNumId w:val="1"/>
@@ -3396,22 +4217,25 @@
     <w:abstractNumId w:val="0"/>
   </w:num>
   <w:num w:numId="9" w16cid:durableId="1097797496">
-    <w:abstractNumId w:val="2"/>
+    <w:abstractNumId w:val="3"/>
   </w:num>
   <w:num w:numId="10" w16cid:durableId="26412257">
+    <w:abstractNumId w:val="6"/>
+  </w:num>
+  <w:num w:numId="11" w16cid:durableId="790903970">
+    <w:abstractNumId w:val="10"/>
+  </w:num>
+  <w:num w:numId="12" w16cid:durableId="1118522987">
+    <w:abstractNumId w:val="9"/>
+  </w:num>
+  <w:num w:numId="13" w16cid:durableId="248925147">
     <w:abstractNumId w:val="5"/>
   </w:num>
-  <w:num w:numId="11" w16cid:durableId="790903970">
-    <w:abstractNumId w:val="9"/>
+  <w:num w:numId="14" w16cid:durableId="1996644870">
+    <w:abstractNumId w:val="12"/>
   </w:num>
-  <w:num w:numId="12" w16cid:durableId="1118522987">
-    <w:abstractNumId w:val="8"/>
-  </w:num>
-  <w:num w:numId="13" w16cid:durableId="248925147">
-    <w:abstractNumId w:val="4"/>
-  </w:num>
-  <w:num w:numId="14" w16cid:durableId="1996644870">
-    <w:abstractNumId w:val="11"/>
+  <w:num w:numId="15" w16cid:durableId="501166234">
+    <w:abstractNumId w:val="2"/>
   </w:num>
 </w:numbering>
 </file>
@@ -4022,6 +4846,7 @@
   <w:style w:type="character" w:default="1" w:styleId="a0">
     <w:name w:val="Default Paragraph Font"/>
     <w:uiPriority w:val="1"/>
+    <w:semiHidden/>
     <w:unhideWhenUsed/>
   </w:style>
   <w:style w:type="table" w:default="1" w:styleId="a1">

--- a/通信ETF报告/通信ETF正文框架想法.docx
+++ b/通信ETF报告/通信ETF正文框架想法.docx
@@ -4,6 +4,17 @@
   <w:body>
     <w:p>
       <w:pPr>
+        <w:ind w:left="360" w:hanging="360"/>
+      </w:pPr>
+      <w:r>
+        <w:rPr>
+          <w:rFonts w:hint="eastAsia"/>
+        </w:rPr>
+        <w:t>正文框架第一版</w:t>
+      </w:r>
+    </w:p>
+    <w:p>
+      <w:pPr>
         <w:pStyle w:val="a9"/>
         <w:numPr>
           <w:ilvl w:val="0"/>
@@ -587,15 +598,44 @@
         <w:t>风险</w:t>
       </w:r>
     </w:p>
-    <w:p/>
-    <w:p/>
-    <w:p/>
-    <w:p>
+    <w:p>
+      <w:pPr>
+        <w:rPr>
+          <w:rFonts w:hint="eastAsia"/>
+        </w:rPr>
+      </w:pPr>
+    </w:p>
+    <w:p>
+      <w:pPr>
+        <w:rPr>
+          <w:rFonts w:hint="eastAsia"/>
+        </w:rPr>
+      </w:pPr>
+    </w:p>
+    <w:p>
+      <w:pPr>
+        <w:rPr>
+          <w:rFonts w:hint="eastAsia"/>
+        </w:rPr>
+      </w:pPr>
       <w:r>
         <w:rPr>
           <w:rFonts w:hint="eastAsia"/>
         </w:rPr>
         <w:lastRenderedPageBreak/>
+        <w:t>正文框架第二版</w:t>
+      </w:r>
+    </w:p>
+    <w:p>
+      <w:pPr>
+        <w:rPr>
+          <w:rFonts w:hint="eastAsia"/>
+        </w:rPr>
+      </w:pPr>
+      <w:r>
+        <w:rPr>
+          <w:rFonts w:hint="eastAsia"/>
+        </w:rPr>
         <w:t>从产业链的角度</w:t>
       </w:r>
     </w:p>
@@ -606,6 +646,9 @@
           <w:ilvl w:val="0"/>
           <w:numId w:val="15"/>
         </w:numPr>
+        <w:rPr>
+          <w:rFonts w:hint="eastAsia"/>
+        </w:rPr>
       </w:pPr>
       <w:r>
         <w:rPr>
@@ -621,6 +664,9 @@
           <w:ilvl w:val="0"/>
           <w:numId w:val="15"/>
         </w:numPr>
+        <w:rPr>
+          <w:rFonts w:hint="eastAsia"/>
+        </w:rPr>
       </w:pPr>
       <w:r>
         <w:rPr>
@@ -636,13 +682,24 @@
           <w:ilvl w:val="1"/>
           <w:numId w:val="15"/>
         </w:numPr>
-      </w:pPr>
-      <w:r>
-        <w:rPr>
-          <w:rFonts w:hint="eastAsia"/>
-        </w:rPr>
-        <w:t>政策上，大政方针上（比如十五五</w:t>
-      </w:r>
+        <w:rPr>
+          <w:rFonts w:hint="eastAsia"/>
+        </w:rPr>
+      </w:pPr>
+      <w:r>
+        <w:rPr>
+          <w:rFonts w:hint="eastAsia"/>
+        </w:rPr>
+        <w:t>政策上，大政方针上（比如</w:t>
+      </w:r>
+      <w:proofErr w:type="gramStart"/>
+      <w:r>
+        <w:rPr>
+          <w:rFonts w:hint="eastAsia"/>
+        </w:rPr>
+        <w:t>十五五</w:t>
+      </w:r>
+      <w:proofErr w:type="gramEnd"/>
       <w:r>
         <w:rPr>
           <w:rFonts w:hint="eastAsia"/>
@@ -657,18 +714,15 @@
           <w:ilvl w:val="1"/>
           <w:numId w:val="15"/>
         </w:numPr>
-      </w:pPr>
-      <w:r>
-        <w:rPr>
-          <w:rFonts w:hint="eastAsia"/>
-        </w:rPr>
-        <w:t>宏观供给（格局，壁垒，产能）</w:t>
-      </w:r>
-      <w:r>
-        <w:rPr>
-          <w:rFonts w:hint="eastAsia"/>
-        </w:rPr>
-        <w:t>宏观需求（总量，结构，韧性）</w:t>
+        <w:rPr>
+          <w:rFonts w:hint="eastAsia"/>
+        </w:rPr>
+      </w:pPr>
+      <w:r>
+        <w:rPr>
+          <w:rFonts w:hint="eastAsia"/>
+        </w:rPr>
+        <w:t>宏观供给（格局，壁垒，产能）宏观需求（总量，结构，韧性）</w:t>
       </w:r>
     </w:p>
     <w:p>
@@ -678,6 +732,9 @@
           <w:ilvl w:val="1"/>
           <w:numId w:val="15"/>
         </w:numPr>
+        <w:rPr>
+          <w:rFonts w:hint="eastAsia"/>
+        </w:rPr>
       </w:pPr>
       <w:r>
         <w:rPr>
@@ -693,6 +750,9 @@
           <w:ilvl w:val="1"/>
           <w:numId w:val="15"/>
         </w:numPr>
+        <w:rPr>
+          <w:rFonts w:hint="eastAsia"/>
+        </w:rPr>
       </w:pPr>
       <w:r>
         <w:rPr>
@@ -708,6 +768,9 @@
           <w:ilvl w:val="1"/>
           <w:numId w:val="15"/>
         </w:numPr>
+        <w:rPr>
+          <w:rFonts w:hint="eastAsia"/>
+        </w:rPr>
       </w:pPr>
       <w:r>
         <w:rPr>
@@ -729,6 +792,9 @@
           <w:ilvl w:val="1"/>
           <w:numId w:val="15"/>
         </w:numPr>
+        <w:rPr>
+          <w:rFonts w:hint="eastAsia"/>
+        </w:rPr>
       </w:pPr>
       <w:r>
         <w:rPr>
@@ -744,6 +810,9 @@
           <w:ilvl w:val="0"/>
           <w:numId w:val="15"/>
         </w:numPr>
+        <w:rPr>
+          <w:rFonts w:hint="eastAsia"/>
+        </w:rPr>
       </w:pPr>
       <w:r>
         <w:rPr>
@@ -759,6 +828,9 @@
           <w:ilvl w:val="1"/>
           <w:numId w:val="15"/>
         </w:numPr>
+        <w:rPr>
+          <w:rFonts w:hint="eastAsia"/>
+        </w:rPr>
       </w:pPr>
       <w:r>
         <w:rPr>
@@ -780,6 +852,9 @@
           <w:ilvl w:val="1"/>
           <w:numId w:val="15"/>
         </w:numPr>
+        <w:rPr>
+          <w:rFonts w:hint="eastAsia"/>
+        </w:rPr>
       </w:pPr>
       <w:r>
         <w:rPr>
@@ -801,6 +876,9 @@
           <w:ilvl w:val="2"/>
           <w:numId w:val="15"/>
         </w:numPr>
+        <w:rPr>
+          <w:rFonts w:hint="eastAsia"/>
+        </w:rPr>
       </w:pPr>
       <w:r>
         <w:rPr>
@@ -816,6 +894,9 @@
           <w:ilvl w:val="2"/>
           <w:numId w:val="15"/>
         </w:numPr>
+        <w:rPr>
+          <w:rFonts w:hint="eastAsia"/>
+        </w:rPr>
       </w:pPr>
       <w:r>
         <w:rPr>
@@ -837,6 +918,9 @@
           <w:ilvl w:val="3"/>
           <w:numId w:val="15"/>
         </w:numPr>
+        <w:rPr>
+          <w:rFonts w:hint="eastAsia"/>
+        </w:rPr>
       </w:pPr>
       <w:r>
         <w:rPr>
@@ -885,6 +969,9 @@
           <w:ilvl w:val="3"/>
           <w:numId w:val="15"/>
         </w:numPr>
+        <w:rPr>
+          <w:rFonts w:hint="eastAsia"/>
+        </w:rPr>
       </w:pPr>
       <w:r>
         <w:rPr>
@@ -948,6 +1035,9 @@
           <w:ilvl w:val="0"/>
           <w:numId w:val="15"/>
         </w:numPr>
+        <w:rPr>
+          <w:rFonts w:hint="eastAsia"/>
+        </w:rPr>
       </w:pPr>
       <w:r>
         <w:rPr>
@@ -963,6 +1053,9 @@
           <w:ilvl w:val="1"/>
           <w:numId w:val="15"/>
         </w:numPr>
+        <w:rPr>
+          <w:rFonts w:hint="eastAsia"/>
+        </w:rPr>
       </w:pPr>
       <w:r>
         <w:rPr>
@@ -978,6 +1071,9 @@
           <w:ilvl w:val="1"/>
           <w:numId w:val="15"/>
         </w:numPr>
+        <w:rPr>
+          <w:rFonts w:hint="eastAsia"/>
+        </w:rPr>
       </w:pPr>
       <w:r>
         <w:rPr>
@@ -993,6 +1089,9 @@
           <w:ilvl w:val="2"/>
           <w:numId w:val="15"/>
         </w:numPr>
+        <w:rPr>
+          <w:rFonts w:hint="eastAsia"/>
+        </w:rPr>
       </w:pPr>
       <w:r>
         <w:rPr>
@@ -1020,6 +1119,9 @@
           <w:ilvl w:val="2"/>
           <w:numId w:val="15"/>
         </w:numPr>
+        <w:rPr>
+          <w:rFonts w:hint="eastAsia"/>
+        </w:rPr>
       </w:pPr>
       <w:r>
         <w:rPr>
@@ -1041,6 +1143,9 @@
           <w:ilvl w:val="2"/>
           <w:numId w:val="15"/>
         </w:numPr>
+        <w:rPr>
+          <w:rFonts w:hint="eastAsia"/>
+        </w:rPr>
       </w:pPr>
       <w:r>
         <w:rPr>
@@ -1056,6 +1161,9 @@
           <w:ilvl w:val="0"/>
           <w:numId w:val="15"/>
         </w:numPr>
+        <w:rPr>
+          <w:rFonts w:hint="eastAsia"/>
+        </w:rPr>
       </w:pPr>
       <w:r>
         <w:rPr>
@@ -1082,13 +1190,634 @@
         <w:t>风险</w:t>
       </w:r>
     </w:p>
-    <w:p/>
-    <w:p>
+    <w:p>
+      <w:pPr>
+        <w:rPr>
+          <w:rFonts w:hint="eastAsia"/>
+        </w:rPr>
+      </w:pPr>
+    </w:p>
+    <w:p>
+      <w:pPr>
+        <w:rPr>
+          <w:rFonts w:hint="eastAsia"/>
+        </w:rPr>
+      </w:pPr>
       <w:r>
         <w:rPr>
           <w:rFonts w:hint="eastAsia"/>
         </w:rPr>
         <w:t>这个东西好，我挣什么钱？</w:t>
+      </w:r>
+    </w:p>
+    <w:p>
+      <w:r>
+        <w:rPr>
+          <w:rFonts w:hint="eastAsia"/>
+        </w:rPr>
+        <w:lastRenderedPageBreak/>
+        <w:t>正文框架第三版</w:t>
+      </w:r>
+    </w:p>
+    <w:p>
+      <w:pPr>
+        <w:pStyle w:val="a9"/>
+        <w:numPr>
+          <w:ilvl w:val="0"/>
+          <w:numId w:val="16"/>
+        </w:numPr>
+      </w:pPr>
+      <w:r>
+        <w:rPr>
+          <w:rFonts w:hint="eastAsia"/>
+        </w:rPr>
+        <w:t>基本情况</w:t>
+      </w:r>
+    </w:p>
+    <w:p>
+      <w:pPr>
+        <w:pStyle w:val="a9"/>
+        <w:numPr>
+          <w:ilvl w:val="1"/>
+          <w:numId w:val="16"/>
+        </w:numPr>
+      </w:pPr>
+      <w:r>
+        <w:rPr>
+          <w:rFonts w:hint="eastAsia"/>
+        </w:rPr>
+        <w:t>写完再总结</w:t>
+      </w:r>
+    </w:p>
+    <w:p>
+      <w:pPr>
+        <w:pStyle w:val="a9"/>
+        <w:numPr>
+          <w:ilvl w:val="0"/>
+          <w:numId w:val="16"/>
+        </w:numPr>
+      </w:pPr>
+      <w:r>
+        <w:rPr>
+          <w:rFonts w:hint="eastAsia"/>
+        </w:rPr>
+        <w:t>投资逻辑</w:t>
+      </w:r>
+    </w:p>
+    <w:p>
+      <w:pPr>
+        <w:pStyle w:val="a9"/>
+        <w:ind w:left="360"/>
+      </w:pPr>
+      <w:r>
+        <w:rPr>
+          <w:rFonts w:hint="eastAsia"/>
+        </w:rPr>
+        <w:t>这个部分主要是体现投资时钟和认知差，不是泛泛而谈觉得这个东西好。</w:t>
+      </w:r>
+    </w:p>
+    <w:p>
+      <w:pPr>
+        <w:pStyle w:val="a9"/>
+        <w:numPr>
+          <w:ilvl w:val="1"/>
+          <w:numId w:val="16"/>
+        </w:numPr>
+        <w:rPr>
+          <w:rFonts w:hint="eastAsia"/>
+        </w:rPr>
+      </w:pPr>
+      <w:r>
+        <w:rPr>
+          <w:rFonts w:hint="eastAsia"/>
+        </w:rPr>
+        <w:t>主要矛盾的转移逻辑</w:t>
+      </w:r>
+    </w:p>
+    <w:p>
+      <w:pPr>
+        <w:pStyle w:val="a9"/>
+        <w:numPr>
+          <w:ilvl w:val="1"/>
+          <w:numId w:val="16"/>
+        </w:numPr>
+        <w:rPr>
+          <w:rFonts w:hint="eastAsia"/>
+        </w:rPr>
+      </w:pPr>
+      <w:proofErr w:type="gramStart"/>
+      <w:r>
+        <w:rPr>
+          <w:rFonts w:hint="eastAsia"/>
+        </w:rPr>
+        <w:t>数通时代</w:t>
+      </w:r>
+      <w:proofErr w:type="gramEnd"/>
+      <w:r>
+        <w:rPr>
+          <w:rFonts w:hint="eastAsia"/>
+        </w:rPr>
+        <w:t>的AI硬件（</w:t>
+      </w:r>
+      <w:r>
+        <w:rPr>
+          <w:rFonts w:hint="eastAsia"/>
+        </w:rPr>
+        <w:t>占投资逻辑部分</w:t>
+      </w:r>
+      <w:r>
+        <w:rPr>
+          <w:rFonts w:hint="eastAsia"/>
+        </w:rPr>
+        <w:t>70-80%）</w:t>
+      </w:r>
+      <w:r>
+        <w:rPr>
+          <w:rFonts w:hint="eastAsia"/>
+        </w:rPr>
+        <w:t xml:space="preserve"> 光模块光通信为主导</w:t>
+      </w:r>
+    </w:p>
+    <w:p>
+      <w:pPr>
+        <w:pStyle w:val="a9"/>
+        <w:numPr>
+          <w:ilvl w:val="3"/>
+          <w:numId w:val="16"/>
+        </w:numPr>
+        <w:rPr>
+          <w:rFonts w:hint="eastAsia"/>
+        </w:rPr>
+      </w:pPr>
+      <w:r>
+        <w:rPr>
+          <w:rFonts w:hint="eastAsia"/>
+        </w:rPr>
+        <w:t>市场的快速发展与渗透 国内外渗透率的分析</w:t>
+      </w:r>
+    </w:p>
+    <w:p>
+      <w:pPr>
+        <w:pStyle w:val="a9"/>
+        <w:numPr>
+          <w:ilvl w:val="3"/>
+          <w:numId w:val="16"/>
+        </w:numPr>
+        <w:rPr>
+          <w:rFonts w:hint="eastAsia"/>
+        </w:rPr>
+      </w:pPr>
+      <w:r>
+        <w:rPr>
+          <w:rFonts w:hint="eastAsia"/>
+        </w:rPr>
+        <w:t>国家政策的支持（可以直接用模块的部分）</w:t>
+      </w:r>
+    </w:p>
+    <w:p>
+      <w:pPr>
+        <w:pStyle w:val="a9"/>
+        <w:numPr>
+          <w:ilvl w:val="3"/>
+          <w:numId w:val="16"/>
+        </w:numPr>
+      </w:pPr>
+      <w:r>
+        <w:rPr>
+          <w:rFonts w:hint="eastAsia"/>
+        </w:rPr>
+        <w:t>Token</w:t>
+      </w:r>
+      <w:r>
+        <w:rPr>
+          <w:rFonts w:hint="eastAsia"/>
+        </w:rPr>
+        <w:t>的消耗量级巨大</w:t>
+      </w:r>
+      <w:r>
+        <w:rPr>
+          <w:rFonts w:hint="eastAsia"/>
+        </w:rPr>
+        <w:t>（这里暂时不做测算</w:t>
+      </w:r>
+    </w:p>
+    <w:p>
+      <w:pPr>
+        <w:pStyle w:val="a9"/>
+        <w:numPr>
+          <w:ilvl w:val="3"/>
+          <w:numId w:val="16"/>
+        </w:numPr>
+      </w:pPr>
+      <w:r>
+        <w:rPr>
+          <w:rFonts w:hint="eastAsia"/>
+        </w:rPr>
+        <w:t>光模块角色的转变</w:t>
+      </w:r>
+      <w:r>
+        <w:rPr>
+          <w:rFonts w:hint="eastAsia"/>
+        </w:rPr>
+        <w:t>（从telecom 到 datacom</w:t>
+      </w:r>
+    </w:p>
+    <w:p>
+      <w:pPr>
+        <w:pStyle w:val="a9"/>
+        <w:numPr>
+          <w:ilvl w:val="3"/>
+          <w:numId w:val="16"/>
+        </w:numPr>
+      </w:pPr>
+      <w:r>
+        <w:rPr>
+          <w:rFonts w:hint="eastAsia"/>
+        </w:rPr>
+        <w:t>AI热潮的持续（短期内不会结束</w:t>
+      </w:r>
+    </w:p>
+    <w:p>
+      <w:pPr>
+        <w:pStyle w:val="a9"/>
+        <w:numPr>
+          <w:ilvl w:val="1"/>
+          <w:numId w:val="16"/>
+        </w:numPr>
+      </w:pPr>
+      <w:r>
+        <w:rPr>
+          <w:rFonts w:hint="eastAsia"/>
+        </w:rPr>
+        <w:t>传统通信产业的稳态和嬗变</w:t>
+      </w:r>
+    </w:p>
+    <w:p>
+      <w:pPr>
+        <w:pStyle w:val="a9"/>
+        <w:numPr>
+          <w:ilvl w:val="2"/>
+          <w:numId w:val="16"/>
+        </w:numPr>
+      </w:pPr>
+      <w:r>
+        <w:rPr>
+          <w:rFonts w:hint="eastAsia"/>
+        </w:rPr>
+        <w:t>运营商的角色转变</w:t>
+      </w:r>
+    </w:p>
+    <w:p>
+      <w:pPr>
+        <w:pStyle w:val="a9"/>
+        <w:numPr>
+          <w:ilvl w:val="2"/>
+          <w:numId w:val="16"/>
+        </w:numPr>
+        <w:rPr>
+          <w:rFonts w:hint="eastAsia"/>
+        </w:rPr>
+      </w:pPr>
+      <w:r>
+        <w:rPr>
+          <w:rFonts w:hint="eastAsia"/>
+        </w:rPr>
+        <w:t>服务器，光纤等的服务对象转变</w:t>
+      </w:r>
+    </w:p>
+    <w:p>
+      <w:pPr>
+        <w:pStyle w:val="a9"/>
+        <w:numPr>
+          <w:ilvl w:val="1"/>
+          <w:numId w:val="16"/>
+        </w:numPr>
+      </w:pPr>
+      <w:r>
+        <w:rPr>
+          <w:rFonts w:hint="eastAsia"/>
+        </w:rPr>
+        <w:t>主题期权：5G-A/6G+星间通信</w:t>
+      </w:r>
+      <w:r>
+        <w:rPr>
+          <w:rFonts w:hint="eastAsia"/>
+        </w:rPr>
+        <w:t>（占投资逻辑部分10%-20%）</w:t>
+      </w:r>
+      <w:r>
+        <w:rPr>
+          <w:rFonts w:hint="eastAsia"/>
+        </w:rPr>
+        <w:t xml:space="preserve"> 下一代通信的孕育</w:t>
+      </w:r>
+    </w:p>
+    <w:p>
+      <w:pPr>
+        <w:rPr>
+          <w:rFonts w:hint="eastAsia"/>
+        </w:rPr>
+      </w:pPr>
+    </w:p>
+    <w:p>
+      <w:pPr>
+        <w:pStyle w:val="a9"/>
+        <w:numPr>
+          <w:ilvl w:val="0"/>
+          <w:numId w:val="16"/>
+        </w:numPr>
+      </w:pPr>
+      <w:r>
+        <w:rPr>
+          <w:rFonts w:hint="eastAsia"/>
+        </w:rPr>
+        <w:t>行业情况</w:t>
+      </w:r>
+    </w:p>
+    <w:p>
+      <w:pPr>
+        <w:pStyle w:val="a9"/>
+        <w:numPr>
+          <w:ilvl w:val="1"/>
+          <w:numId w:val="16"/>
+        </w:numPr>
+      </w:pPr>
+      <w:r>
+        <w:rPr>
+          <w:rFonts w:hint="eastAsia"/>
+        </w:rPr>
+        <w:t>分类与市场规模</w:t>
+      </w:r>
+      <w:r>
+        <w:rPr>
+          <w:rFonts w:hint="eastAsia"/>
+        </w:rPr>
+        <w:t>（AI链，传统，下一代</w:t>
+      </w:r>
+      <w:r>
+        <w:rPr>
+          <w:rFonts w:hint="eastAsia"/>
+        </w:rPr>
+        <w:t>。传统在上面弄，下一代还太远暂时不提，这里主要先谈AI链的问题</w:t>
+      </w:r>
+      <w:r>
+        <w:rPr>
+          <w:rFonts w:hint="eastAsia"/>
+        </w:rPr>
+        <w:t>）</w:t>
+      </w:r>
+    </w:p>
+    <w:p>
+      <w:pPr>
+        <w:pStyle w:val="a9"/>
+        <w:numPr>
+          <w:ilvl w:val="1"/>
+          <w:numId w:val="16"/>
+        </w:numPr>
+      </w:pPr>
+      <w:r>
+        <w:rPr>
+          <w:rFonts w:hint="eastAsia"/>
+        </w:rPr>
+        <w:t>成长阶段分析</w:t>
+      </w:r>
+    </w:p>
+    <w:p>
+      <w:pPr>
+        <w:pStyle w:val="a9"/>
+        <w:numPr>
+          <w:ilvl w:val="1"/>
+          <w:numId w:val="16"/>
+        </w:numPr>
+      </w:pPr>
+      <w:r>
+        <w:rPr>
+          <w:rFonts w:hint="eastAsia"/>
+        </w:rPr>
+        <w:t>景气度分析</w:t>
+      </w:r>
+    </w:p>
+    <w:p>
+      <w:pPr>
+        <w:pStyle w:val="a9"/>
+        <w:numPr>
+          <w:ilvl w:val="1"/>
+          <w:numId w:val="16"/>
+        </w:numPr>
+      </w:pPr>
+      <w:r>
+        <w:rPr>
+          <w:rFonts w:hint="eastAsia"/>
+        </w:rPr>
+        <w:t>供需分析</w:t>
+      </w:r>
+    </w:p>
+    <w:p>
+      <w:pPr>
+        <w:pStyle w:val="a9"/>
+        <w:numPr>
+          <w:ilvl w:val="2"/>
+          <w:numId w:val="16"/>
+        </w:numPr>
+        <w:rPr>
+          <w:rFonts w:hint="eastAsia"/>
+        </w:rPr>
+      </w:pPr>
+      <w:r>
+        <w:rPr>
+          <w:rFonts w:hint="eastAsia"/>
+        </w:rPr>
+        <w:t>供应：强调供方的主动权，排货的紧俏，独立提价的能力</w:t>
+      </w:r>
+    </w:p>
+    <w:p>
+      <w:pPr>
+        <w:pStyle w:val="a9"/>
+        <w:numPr>
+          <w:ilvl w:val="2"/>
+          <w:numId w:val="16"/>
+        </w:numPr>
+        <w:rPr>
+          <w:rFonts w:hint="eastAsia"/>
+        </w:rPr>
+      </w:pPr>
+      <w:r>
+        <w:rPr>
+          <w:rFonts w:hint="eastAsia"/>
+        </w:rPr>
+        <w:t>需求：海外需求(</w:t>
+      </w:r>
+      <w:proofErr w:type="gramStart"/>
+      <w:r>
+        <w:rPr>
+          <w:rFonts w:hint="eastAsia"/>
+        </w:rPr>
+        <w:t>云厂的</w:t>
+      </w:r>
+      <w:proofErr w:type="gramEnd"/>
+      <w:r>
+        <w:rPr>
+          <w:rFonts w:hint="eastAsia"/>
+        </w:rPr>
+        <w:t>加码和</w:t>
+      </w:r>
+      <w:proofErr w:type="spellStart"/>
+      <w:r>
+        <w:rPr>
+          <w:rFonts w:hint="eastAsia"/>
+        </w:rPr>
+        <w:t>capx</w:t>
+      </w:r>
+      <w:proofErr w:type="spellEnd"/>
+      <w:r>
+        <w:rPr>
+          <w:rFonts w:hint="eastAsia"/>
+        </w:rPr>
+        <w:t>，预示着至少短期内，不会有问题)，国内需求，</w:t>
+      </w:r>
+    </w:p>
+    <w:p>
+      <w:pPr>
+        <w:pStyle w:val="a9"/>
+        <w:numPr>
+          <w:ilvl w:val="1"/>
+          <w:numId w:val="16"/>
+        </w:numPr>
+      </w:pPr>
+      <w:r>
+        <w:rPr>
+          <w:rFonts w:hint="eastAsia"/>
+        </w:rPr>
+        <w:t>技术的发展与革新</w:t>
+      </w:r>
+    </w:p>
+    <w:p>
+      <w:pPr>
+        <w:pStyle w:val="a9"/>
+        <w:numPr>
+          <w:ilvl w:val="1"/>
+          <w:numId w:val="16"/>
+        </w:numPr>
+      </w:pPr>
+      <w:r>
+        <w:rPr>
+          <w:rFonts w:hint="eastAsia"/>
+        </w:rPr>
+        <w:t>强化马太效应，走向海外</w:t>
+      </w:r>
+    </w:p>
+    <w:p>
+      <w:pPr>
+        <w:pStyle w:val="a9"/>
+        <w:ind w:left="360"/>
+        <w:rPr>
+          <w:rFonts w:hint="eastAsia"/>
+        </w:rPr>
+      </w:pPr>
+    </w:p>
+    <w:p>
+      <w:pPr>
+        <w:pStyle w:val="a9"/>
+        <w:numPr>
+          <w:ilvl w:val="0"/>
+          <w:numId w:val="16"/>
+        </w:numPr>
+      </w:pPr>
+      <w:r>
+        <w:rPr>
+          <w:rFonts w:hint="eastAsia"/>
+        </w:rPr>
+        <w:t>投资标的1</w:t>
+      </w:r>
+      <w:r>
+        <w:rPr>
+          <w:rFonts w:hint="eastAsia"/>
+        </w:rPr>
+        <w:t>：515050</w:t>
+      </w:r>
+    </w:p>
+    <w:p>
+      <w:pPr>
+        <w:pStyle w:val="a9"/>
+        <w:numPr>
+          <w:ilvl w:val="1"/>
+          <w:numId w:val="16"/>
+        </w:numPr>
+      </w:pPr>
+      <w:r>
+        <w:rPr>
+          <w:rFonts w:hint="eastAsia"/>
+        </w:rPr>
+        <w:t>基本信息：管理人，费率，十大持仓，估值，主题偏离，价格弹性，流动性，跟踪误差</w:t>
+      </w:r>
+    </w:p>
+    <w:p>
+      <w:pPr>
+        <w:pStyle w:val="a9"/>
+        <w:numPr>
+          <w:ilvl w:val="1"/>
+          <w:numId w:val="16"/>
+        </w:numPr>
+      </w:pPr>
+      <w:r>
+        <w:rPr>
+          <w:rFonts w:hint="eastAsia"/>
+        </w:rPr>
+        <w:t>港股可选标的</w:t>
+      </w:r>
+    </w:p>
+    <w:p>
+      <w:pPr>
+        <w:pStyle w:val="a9"/>
+        <w:numPr>
+          <w:ilvl w:val="0"/>
+          <w:numId w:val="16"/>
+        </w:numPr>
+      </w:pPr>
+      <w:r>
+        <w:rPr>
+          <w:rFonts w:hint="eastAsia"/>
+        </w:rPr>
+        <w:t>投资标的2</w:t>
+      </w:r>
+      <w:r>
+        <w:rPr>
+          <w:rFonts w:hint="eastAsia"/>
+        </w:rPr>
+        <w:t>：515800</w:t>
+      </w:r>
+    </w:p>
+    <w:p>
+      <w:pPr>
+        <w:pStyle w:val="a9"/>
+        <w:numPr>
+          <w:ilvl w:val="1"/>
+          <w:numId w:val="16"/>
+        </w:numPr>
+      </w:pPr>
+      <w:r>
+        <w:rPr>
+          <w:rFonts w:hint="eastAsia"/>
+        </w:rPr>
+        <w:t>同上</w:t>
+      </w:r>
+    </w:p>
+    <w:p>
+      <w:pPr>
+        <w:pStyle w:val="a9"/>
+        <w:numPr>
+          <w:ilvl w:val="0"/>
+          <w:numId w:val="16"/>
+        </w:numPr>
+        <w:rPr>
+          <w:rFonts w:hint="eastAsia"/>
+        </w:rPr>
+      </w:pPr>
+      <w:r>
+        <w:rPr>
+          <w:rFonts w:hint="eastAsia"/>
+        </w:rPr>
+        <w:t>投资风险</w:t>
       </w:r>
     </w:p>
     <w:p>
@@ -1111,7 +1840,6 @@
           <w:b/>
           <w:bCs/>
         </w:rPr>
-        <w:lastRenderedPageBreak/>
         <w:t>行业ETF买方报告大纲（通用版）</w:t>
       </w:r>
     </w:p>
@@ -1332,7 +2060,15 @@
         </w:rPr>
       </w:pPr>
       <w:r>
-        <w:t>宏观环境关联：利率、通胀、GDP增速等宏观指标对行业的影响（如利率下行利好成长型行业ETF，通胀上行利好周期类行业ETF）</w:t>
+        <w:t>宏观环境关联：利率、通胀、GDP增速等宏观指标对行业的影响（如利率下行利好成长</w:t>
+      </w:r>
+      <w:proofErr w:type="gramStart"/>
+      <w:r>
+        <w:t>型行业</w:t>
+      </w:r>
+      <w:proofErr w:type="gramEnd"/>
+      <w:r>
+        <w:t>ETF，通胀上行利好周期类行业ETF）</w:t>
       </w:r>
     </w:p>
     <w:p>
@@ -1604,8 +2340,21 @@
         </w:rPr>
       </w:pPr>
       <w:r>
-        <w:t>基金公司实力：管理人的ETF管理经验、投研能力、风控水平</w:t>
-      </w:r>
+        <w:t>基金公司实力：管理人的ETF管理经验、投</w:t>
+      </w:r>
+      <w:proofErr w:type="gramStart"/>
+      <w:r>
+        <w:t>研</w:t>
+      </w:r>
+      <w:proofErr w:type="gramEnd"/>
+      <w:r>
+        <w:t>能力、</w:t>
+      </w:r>
+      <w:proofErr w:type="gramStart"/>
+      <w:r>
+        <w:t>风控水平</w:t>
+      </w:r>
+      <w:proofErr w:type="gramEnd"/>
     </w:p>
     <w:p>
       <w:pPr>
@@ -1629,7 +2378,15 @@
         </w:rPr>
       </w:pPr>
       <w:r>
-        <w:t>估值水平：当前行业ETF跟踪指数的PE（市盈率）、PB（市净率），与自身历史分位数（近3年/5年）、同类行业ETF估值对比</w:t>
+        <w:t>估值水平：当前行业ETF跟踪指数的PE（市盈率）、PB（</w:t>
+      </w:r>
+      <w:proofErr w:type="gramStart"/>
+      <w:r>
+        <w:t>市净率</w:t>
+      </w:r>
+      <w:proofErr w:type="gramEnd"/>
+      <w:r>
+        <w:t>），与自身历史分位数（近3年/5年）、同类行业ETF估值对比</w:t>
       </w:r>
     </w:p>
     <w:p>
@@ -1732,7 +2489,15 @@
         </w:rPr>
       </w:pPr>
       <w:r>
-        <w:t>配置比例：建议配置仓位（如总资金的5%-15%），结合买方风险偏好调整</w:t>
+        <w:t>配置比例：建议配置</w:t>
+      </w:r>
+      <w:proofErr w:type="gramStart"/>
+      <w:r>
+        <w:t>仓位</w:t>
+      </w:r>
+      <w:proofErr w:type="gramEnd"/>
+      <w:r>
+        <w:t>（如总资金的5%-15%），结合买方风险偏好调整</w:t>
       </w:r>
     </w:p>
     <w:p>
@@ -1786,7 +2551,15 @@
         </w:rPr>
       </w:pPr>
       <w:r>
-        <w:t>宏观/政策变动：若出现政策调整、宏观经济超预期，如何调整配置仓位（加仓/减仓/换仓）</w:t>
+        <w:t>宏观/政策变动：若出现政策调整、宏观经济超预期，如何调整配置</w:t>
+      </w:r>
+      <w:proofErr w:type="gramStart"/>
+      <w:r>
+        <w:t>仓位</w:t>
+      </w:r>
+      <w:proofErr w:type="gramEnd"/>
+      <w:r>
+        <w:t>（加仓/减仓/换仓）</w:t>
       </w:r>
     </w:p>
     <w:p>
@@ -1800,7 +2573,15 @@
         </w:rPr>
       </w:pPr>
       <w:r>
-        <w:t>行业景气度变动：若行业景气度上行/下行，调整持有周期和止盈止损标准</w:t>
+        <w:t>行业景气度变动：</w:t>
+      </w:r>
+      <w:proofErr w:type="gramStart"/>
+      <w:r>
+        <w:t>若行</w:t>
+      </w:r>
+      <w:proofErr w:type="gramEnd"/>
+      <w:r>
+        <w:t>业景气度上行/下行，调整持有周期和止盈止损标准</w:t>
       </w:r>
     </w:p>
     <w:p>
@@ -1899,7 +2680,15 @@
         </w:rPr>
       </w:pPr>
       <w:r>
-        <w:t>配置层面：仓位过高、持有周期与市场走势不匹配的风险</w:t>
+        <w:t>配置层面：</w:t>
+      </w:r>
+      <w:proofErr w:type="gramStart"/>
+      <w:r>
+        <w:t>仓位</w:t>
+      </w:r>
+      <w:proofErr w:type="gramEnd"/>
+      <w:r>
+        <w:t>过高、持有周期与市场走势不匹配的风险</w:t>
       </w:r>
     </w:p>
     <w:p>
@@ -1913,7 +2702,15 @@
         </w:rPr>
       </w:pPr>
       <w:r>
-        <w:t>免责声明：明确报告仅为参考，不构成投资建议，买方需自主判断风险</w:t>
+        <w:t>免责声明：</w:t>
+      </w:r>
+      <w:proofErr w:type="gramStart"/>
+      <w:r>
+        <w:t>明确报告</w:t>
+      </w:r>
+      <w:proofErr w:type="gramEnd"/>
+      <w:r>
+        <w:t>仅为参考，不构成投资建议，买方需自主判断风险</w:t>
       </w:r>
     </w:p>
     <w:p>
@@ -4044,6 +4841,98 @@
     </w:lvl>
   </w:abstractNum>
   <w:abstractNum w:abstractNumId="14" w15:restartNumberingAfterBreak="0">
+    <w:nsid w:val="6B032863"/>
+    <w:multiLevelType w:val="hybridMultilevel"/>
+    <w:tmpl w:val="D44285E6"/>
+    <w:lvl w:ilvl="0" w:tplc="868AD5FE">
+      <w:start w:val="1"/>
+      <w:numFmt w:val="decimal"/>
+      <w:lvlText w:val="%1."/>
+      <w:lvlJc w:val="left"/>
+      <w:pPr>
+        <w:ind w:left="360" w:hanging="360"/>
+      </w:pPr>
+      <w:rPr>
+        <w:rFonts w:hint="default"/>
+      </w:rPr>
+    </w:lvl>
+    <w:lvl w:ilvl="1" w:tplc="04090019">
+      <w:start w:val="1"/>
+      <w:numFmt w:val="lowerLetter"/>
+      <w:lvlText w:val="%2)"/>
+      <w:lvlJc w:val="left"/>
+      <w:pPr>
+        <w:ind w:left="880" w:hanging="440"/>
+      </w:pPr>
+    </w:lvl>
+    <w:lvl w:ilvl="2" w:tplc="0409001B">
+      <w:start w:val="1"/>
+      <w:numFmt w:val="lowerRoman"/>
+      <w:lvlText w:val="%3."/>
+      <w:lvlJc w:val="right"/>
+      <w:pPr>
+        <w:ind w:left="1320" w:hanging="440"/>
+      </w:pPr>
+    </w:lvl>
+    <w:lvl w:ilvl="3" w:tplc="0409000F">
+      <w:start w:val="1"/>
+      <w:numFmt w:val="decimal"/>
+      <w:lvlText w:val="%4."/>
+      <w:lvlJc w:val="left"/>
+      <w:pPr>
+        <w:ind w:left="1760" w:hanging="440"/>
+      </w:pPr>
+    </w:lvl>
+    <w:lvl w:ilvl="4" w:tplc="5B184024">
+      <w:start w:val="1"/>
+      <w:numFmt w:val="decimal"/>
+      <w:lvlText w:val="%5."/>
+      <w:lvlJc w:val="left"/>
+      <w:pPr>
+        <w:ind w:left="2200" w:hanging="440"/>
+      </w:pPr>
+      <w:rPr>
+        <w:rFonts w:asciiTheme="minorHAnsi" w:eastAsiaTheme="minorEastAsia" w:hAnsiTheme="minorHAnsi" w:cstheme="minorBidi"/>
+      </w:rPr>
+    </w:lvl>
+    <w:lvl w:ilvl="5" w:tplc="0409001B" w:tentative="1">
+      <w:start w:val="1"/>
+      <w:numFmt w:val="lowerRoman"/>
+      <w:lvlText w:val="%6."/>
+      <w:lvlJc w:val="right"/>
+      <w:pPr>
+        <w:ind w:left="2640" w:hanging="440"/>
+      </w:pPr>
+    </w:lvl>
+    <w:lvl w:ilvl="6" w:tplc="0409000F" w:tentative="1">
+      <w:start w:val="1"/>
+      <w:numFmt w:val="decimal"/>
+      <w:lvlText w:val="%7."/>
+      <w:lvlJc w:val="left"/>
+      <w:pPr>
+        <w:ind w:left="3080" w:hanging="440"/>
+      </w:pPr>
+    </w:lvl>
+    <w:lvl w:ilvl="7" w:tplc="04090019" w:tentative="1">
+      <w:start w:val="1"/>
+      <w:numFmt w:val="lowerLetter"/>
+      <w:lvlText w:val="%8)"/>
+      <w:lvlJc w:val="left"/>
+      <w:pPr>
+        <w:ind w:left="3520" w:hanging="440"/>
+      </w:pPr>
+    </w:lvl>
+    <w:lvl w:ilvl="8" w:tplc="0409001B" w:tentative="1">
+      <w:start w:val="1"/>
+      <w:numFmt w:val="lowerRoman"/>
+      <w:lvlText w:val="%9."/>
+      <w:lvlJc w:val="right"/>
+      <w:pPr>
+        <w:ind w:left="3960" w:hanging="440"/>
+      </w:pPr>
+    </w:lvl>
+  </w:abstractNum>
+  <w:abstractNum w:abstractNumId="15" w15:restartNumberingAfterBreak="0">
     <w:nsid w:val="7223661A"/>
     <w:multiLevelType w:val="multilevel"/>
     <w:tmpl w:val="9D1EF628"/>
@@ -4196,7 +5085,7 @@
     <w:abstractNumId w:val="4"/>
   </w:num>
   <w:num w:numId="2" w16cid:durableId="1890528116">
-    <w:abstractNumId w:val="14"/>
+    <w:abstractNumId w:val="15"/>
   </w:num>
   <w:num w:numId="3" w16cid:durableId="831989354">
     <w:abstractNumId w:val="7"/>
@@ -4236,6 +5125,9 @@
   </w:num>
   <w:num w:numId="15" w16cid:durableId="501166234">
     <w:abstractNumId w:val="2"/>
+  </w:num>
+  <w:num w:numId="16" w16cid:durableId="522018950">
+    <w:abstractNumId w:val="14"/>
   </w:num>
 </w:numbering>
 </file>
@@ -4846,7 +5738,6 @@
   <w:style w:type="character" w:default="1" w:styleId="a0">
     <w:name w:val="Default Paragraph Font"/>
     <w:uiPriority w:val="1"/>
-    <w:semiHidden/>
     <w:unhideWhenUsed/>
   </w:style>
   <w:style w:type="table" w:default="1" w:styleId="a1">
